--- a/xiquimvargasmanuais/04_Deploy_Render_Backup_AutonomIA_ERP_2.2.1.docx
+++ b/xiquimvargasmanuais/04_Deploy_Render_Backup_AutonomIA_ERP_2.2.1.docx
@@ -1,5 +1,70 @@
 
-<file path=word/document.xml><?xml version="1.0" encoding="utf-8"?>
+<file path=customXml\item1.xml><?xml version="1.0" encoding="utf-8"?>
+<b:Sources xmlns:b="http://schemas.openxmlformats.org/officeDocument/2006/bibliography" xmlns="http://schemas.openxmlformats.org/officeDocument/2006/bibliography" SelectedStyle="/APA.XSL" StyleName="APA"/>
+</file>
+
+<file path=customXml\itemProps1.xml><?xml version="1.0" encoding="utf-8"?>
+<ds:datastoreItem xmlns:ds="http://schemas.openxmlformats.org/officeDocument/2006/customXml" ds:itemID="{EF278816-EC6F-A645-907D-7F25AECB1D4A}">
+  <ds:schemaRefs>
+    <ds:schemaRef ds:uri="http://schemas.openxmlformats.org/officeDocument/2006/bibliography"/>
+  </ds:schemaRefs>
+</ds:datastoreItem>
+</file>
+
+<file path=docProps\app.xml><?xml version="1.0" encoding="utf-8"?>
+<Properties xmlns="http://schemas.openxmlformats.org/officeDocument/2006/extended-properties" xmlns:vt="http://schemas.openxmlformats.org/officeDocument/2006/docPropsVTypes">
+  <Template>Normal.dotm</Template>
+  <TotalTime>0</TotalTime>
+  <Pages>1</Pages>
+  <Words>0</Words>
+  <Characters>0</Characters>
+  <Application>Microsoft Macintosh Word</Application>
+  <DocSecurity>0</DocSecurity>
+  <Lines>0</Lines>
+  <Paragraphs>0</Paragraphs>
+  <ScaleCrop>false</ScaleCrop>
+  <HeadingPairs>
+    <vt:vector size="2" baseType="variant">
+      <vt:variant>
+        <vt:lpstr>Title</vt:lpstr>
+      </vt:variant>
+      <vt:variant>
+        <vt:i4>1</vt:i4>
+      </vt:variant>
+    </vt:vector>
+  </HeadingPairs>
+  <TitlesOfParts>
+    <vt:vector size="1" baseType="lpstr">
+      <vt:lpstr/>
+    </vt:vector>
+  </TitlesOfParts>
+  <Manager/>
+  <Company/>
+  <LinksUpToDate>false</LinksUpToDate>
+  <CharactersWithSpaces>0</CharactersWithSpaces>
+  <SharedDoc>false</SharedDoc>
+  <HyperlinkBase/>
+  <HyperlinksChanged>false</HyperlinksChanged>
+  <AppVersion>14.0000</AppVersion>
+</Properties>
+</file>
+
+<file path=docProps\core.xml><?xml version="1.0" encoding="utf-8"?>
+<cp:coreProperties xmlns:cp="http://schemas.openxmlformats.org/package/2006/metadata/core-properties" xmlns:dc="http://purl.org/dc/elements/1.1/" xmlns:dcterms="http://purl.org/dc/terms/" xmlns:dcmitype="http://purl.org/dc/dcmitype/" xmlns:xsi="http://www.w3.org/2001/XMLSchema-instance">
+  <dc:title/>
+  <dc:subject/>
+  <dc:creator>python-docx</dc:creator>
+  <cp:keywords/>
+  <dc:description>generated by python-docx</dc:description>
+  <cp:lastModifiedBy/>
+  <cp:revision>1</cp:revision>
+  <dcterms:created xsi:type="dcterms:W3CDTF">2013-12-23T23:15:00Z</dcterms:created>
+  <dcterms:modified xsi:type="dcterms:W3CDTF">2013-12-23T23:15:00Z</dcterms:modified>
+  <cp:category/>
+</cp:coreProperties>
+</file>
+
+<file path=word\document.xml><?xml version="1.0" encoding="utf-8"?>
 <w:document xmlns:wpc="http://schemas.microsoft.com/office/word/2010/wordprocessingCanvas" xmlns:mo="http://schemas.microsoft.com/office/mac/office/2008/main" xmlns:mc="http://schemas.openxmlformats.org/markup-compatibility/2006" xmlns:mv="urn:schemas-microsoft-com:mac:vml" xmlns:o="urn:schemas-microsoft-com:office:office" xmlns:r="http://schemas.openxmlformats.org/officeDocument/2006/relationships" xmlns:m="http://schemas.openxmlformats.org/math" xmlns:v="urn:schemas-microsoft-com:vml" xmlns:wp14="http://schemas.microsoft.com/office/word/2010/wordprocessingDrawing" xmlns:wp="http://schemas.openxmlformats.org/drawingml/2006/wordprocessingDrawing" xmlns:w10="urn:schemas-microsoft-com:office:word" xmlns:w="http://schemas.openxmlformats.org/wordprocessingml/2006/main" xmlns:w14="http://schemas.microsoft.com/office/word/2010/wordml" xmlns:wpg="http://schemas.microsoft.com/office/word/2010/wordprocessingGroup" xmlns:wpi="http://schemas.microsoft.com/office/word/2010/wordprocessingInk" xmlns:wne="http://schemas.microsoft.com/office/word/2006/wordml" xmlns:wps="http://schemas.microsoft.com/office/word/2010/wordprocessingShape" mc:Ignorable="w14 wp14">
   <w:body>
     <w:p>
@@ -327,7 +392,7 @@
           <w:color w:val="333333"/>
           <w:sz w:val="22"/>
         </w:rPr>
-        <w:t xml:space="preserve">Armazena o banco relacional erp.sqlite e os arquivos temporÃ¡rios erp.sqlite-wal e erp.sqlite-shm.</w:t>
+        <w:t xml:space="preserve">Armazena o banco relacional xiquim-vargas.db e os arquivos temporÃ¡rios xiquim-vargas.db-wal e xiquim-vargas.db-shm.</w:t>
       </w:r>
     </w:p>
     <w:p>
@@ -975,7 +1040,7 @@
                 <w:color w:val="333333"/>
                 <w:sz w:val="18"/>
               </w:rPr>
-              <w:t xml:space="preserve">https://erp.xiquimvargas.com.br</w:t>
+              <w:t xml:space="preserve">https://xiquim-vargas-erp.onrender.com</w:t>
             </w:r>
           </w:p>
         </w:tc>
@@ -1298,7 +1363,7 @@
           <w:color w:val="333333"/>
           <w:sz w:val="22"/>
         </w:rPr>
-        <w:t xml:space="preserve">Executa o comando 'PRAGMA wal_checkpoint(TRUNCATE)' no SQLite, descarregando todas as transaÃ§Ãµes em memÃ³ria e no arquivo WAL diretamente para o erp.sqlite principal.</w:t>
+        <w:t xml:space="preserve">Executa o comando 'PRAGMA wal_checkpoint(TRUNCATE)' no SQLite, descarregando todas as transaÃ§Ãµes em memÃ³ria e no arquivo WAL diretamente para o xiquim-vargas.db principal.</w:t>
       </w:r>
     </w:p>
     <w:p>
@@ -1470,7 +1535,7 @@
           <w:color w:val="333333"/>
           <w:sz w:val="22"/>
         </w:rPr>
-        <w:t xml:space="preserve">Executar a validaÃ§Ã£o de integridade fÃ­sica atravÃ©s do comando: sqlite3 erp.sqlite 'PRAGMA integrity_check;' (deve retornar 'ok').</w:t>
+        <w:t xml:space="preserve">Executar a validaÃ§Ã£o de integridade fÃ­sica atravÃ©s do comando: sqlite3 xiquim-vargas.db 'PRAGMA integrity_check;' (deve retornar 'ok').</w:t>
       </w:r>
     </w:p>
     <w:p>
@@ -1509,7 +1574,70 @@
 </w:document>
 </file>
 
-<file path=word/footer1.xml><?xml version="1.0" encoding="utf-8"?>
+<file path=word\fontTable.xml><?xml version="1.0" encoding="utf-8"?>
+<w:fonts xmlns:mc="http://schemas.openxmlformats.org/markup-compatibility/2006" xmlns:r="http://schemas.openxmlformats.org/officeDocument/2006/relationships" xmlns:w="http://schemas.openxmlformats.org/wordprocessingml/2006/main" xmlns:w14="http://schemas.microsoft.com/office/word/2010/wordml" mc:Ignorable="w14">
+  <w:font w:name="Symbol">
+    <w:panose1 w:val="00000000000000000000"/>
+    <w:charset w:val="02"/>
+    <w:family w:val="auto"/>
+    <w:pitch w:val="variable"/>
+    <w:sig w:usb0="00000000" w:usb1="10000000" w:usb2="00000000" w:usb3="00000000" w:csb0="80000000" w:csb1="00000000"/>
+  </w:font>
+  <w:font w:name="Times New Roman">
+    <w:panose1 w:val="02020603050405020304"/>
+    <w:charset w:val="00"/>
+    <w:family w:val="auto"/>
+    <w:pitch w:val="variable"/>
+    <w:sig w:usb0="E0002AFF" w:usb1="C0007841" w:usb2="00000009" w:usb3="00000000" w:csb0="000001FF" w:csb1="00000000"/>
+  </w:font>
+  <w:font w:name="Cambria">
+    <w:panose1 w:val="02040503050406030204"/>
+    <w:charset w:val="00"/>
+    <w:family w:val="auto"/>
+    <w:pitch w:val="variable"/>
+    <w:sig w:usb0="E00002FF" w:usb1="400004FF" w:usb2="00000000" w:usb3="00000000" w:csb0="0000019F" w:csb1="00000000"/>
+  </w:font>
+  <w:font w:name="ＭＳ 明朝">
+    <w:panose1 w:val="00000000000000000000"/>
+    <w:charset w:val="80"/>
+    <w:family w:val="roman"/>
+    <w:notTrueType/>
+    <w:pitch w:val="fixed"/>
+    <w:sig w:usb0="00000001" w:usb1="08070000" w:usb2="00000010" w:usb3="00000000" w:csb0="00020000" w:csb1="00000000"/>
+  </w:font>
+  <w:font w:name="Calibri">
+    <w:panose1 w:val="020F0502020204030204"/>
+    <w:charset w:val="00"/>
+    <w:family w:val="auto"/>
+    <w:pitch w:val="variable"/>
+    <w:sig w:usb0="E10002FF" w:usb1="4000ACFF" w:usb2="00000009" w:usb3="00000000" w:csb0="0000019F" w:csb1="00000000"/>
+  </w:font>
+  <w:font w:name="ＭＳ ゴシック">
+    <w:panose1 w:val="00000000000000000000"/>
+    <w:charset w:val="80"/>
+    <w:family w:val="modern"/>
+    <w:notTrueType/>
+    <w:pitch w:val="fixed"/>
+    <w:sig w:usb0="00000001" w:usb1="08070000" w:usb2="00000010" w:usb3="00000000" w:csb0="00020000" w:csb1="00000000"/>
+  </w:font>
+  <w:font w:name="Courier">
+    <w:panose1 w:val="02000500000000000000"/>
+    <w:charset w:val="00"/>
+    <w:family w:val="auto"/>
+    <w:pitch w:val="variable"/>
+    <w:sig w:usb0="00000003" w:usb1="00000000" w:usb2="00000000" w:usb3="00000000" w:csb0="00000001" w:csb1="00000000"/>
+  </w:font>
+  <w:font w:name="Arial">
+    <w:panose1 w:val="020B0604020202020204"/>
+    <w:charset w:val="00"/>
+    <w:family w:val="auto"/>
+    <w:pitch w:val="variable"/>
+    <w:sig w:usb0="E0002AFF" w:usb1="C0007843" w:usb2="00000009" w:usb3="00000000" w:csb0="000001FF" w:csb1="00000000"/>
+  </w:font>
+</w:fonts>
+</file>
+
+<file path=word\footer1.xml><?xml version="1.0" encoding="utf-8"?>
 <w:ftr xmlns:m="http://schemas.openxmlformats.org/officeDocument/2006/math" xmlns:mc="http://schemas.openxmlformats.org/markup-compatibility/2006" xmlns:mo="http://schemas.microsoft.com/office/mac/office/2008/main" xmlns:mv="urn:schemas-microsoft-com:mac:vml" xmlns:o="urn:schemas-microsoft-com:office:office" xmlns:r="http://schemas.openxmlformats.org/officeDocument/2006/relationships" xmlns:v="urn:schemas-microsoft-com:vml" xmlns:w10="urn:schemas-microsoft-com:office:word" xmlns:w14="http://schemas.microsoft.com/office/word/2010/wordml" xmlns:w="http://schemas.openxmlformats.org/wordprocessingml/2006/main" xmlns:wne="http://schemas.microsoft.com/office/word/2006/wordml" xmlns:wp14="http://schemas.microsoft.com/office/word/2010/wordprocessingDrawing" xmlns:wp="http://schemas.openxmlformats.org/drawingml/2006/wordprocessingDrawing" xmlns:wpc="http://schemas.microsoft.com/office/word/2010/wordprocessingCanvas" xmlns:wpg="http://schemas.microsoft.com/office/word/2010/wordprocessingGroup" xmlns:wpi="http://schemas.microsoft.com/office/word/2010/wordprocessingInk" xmlns:wps="http://schemas.microsoft.com/office/word/2010/wordprocessingShape" mc:Ignorable="w14 wp14">
   <w:p>
     <w:pPr>
@@ -1529,7 +1657,7 @@
 </w:ftr>
 </file>
 
-<file path=word/header1.xml><?xml version="1.0" encoding="utf-8"?>
+<file path=word\header1.xml><?xml version="1.0" encoding="utf-8"?>
 <w:hdr xmlns:m="http://schemas.openxmlformats.org/officeDocument/2006/math" xmlns:mc="http://schemas.openxmlformats.org/markup-compatibility/2006" xmlns:mo="http://schemas.microsoft.com/office/mac/office/2008/main" xmlns:mv="urn:schemas-microsoft-com:mac:vml" xmlns:o="urn:schemas-microsoft-com:office:office" xmlns:r="http://schemas.openxmlformats.org/officeDocument/2006/relationships" xmlns:v="urn:schemas-microsoft-com:vml" xmlns:w10="urn:schemas-microsoft-com:office:word" xmlns:w14="http://schemas.microsoft.com/office/word/2010/wordml" xmlns:w="http://schemas.openxmlformats.org/wordprocessingml/2006/main" xmlns:wne="http://schemas.microsoft.com/office/word/2006/wordml" xmlns:wp14="http://schemas.microsoft.com/office/word/2010/wordprocessingDrawing" xmlns:wp="http://schemas.openxmlformats.org/drawingml/2006/wordprocessingDrawing" xmlns:wpc="http://schemas.microsoft.com/office/word/2010/wordprocessingCanvas" xmlns:wpg="http://schemas.microsoft.com/office/word/2010/wordprocessingGroup" xmlns:wpi="http://schemas.microsoft.com/office/word/2010/wordprocessingInk" xmlns:wps="http://schemas.microsoft.com/office/word/2010/wordprocessingShape" mc:Ignorable="w14 wp14">
   <w:p>
     <w:pPr>
@@ -1594,7 +1722,7 @@
 </w:hdr>
 </file>
 
-<file path=word/numbering.xml><?xml version="1.0" encoding="utf-8"?>
+<file path=word\numbering.xml><?xml version="1.0" encoding="utf-8"?>
 <w:numbering xmlns:wpc="http://schemas.microsoft.com/office/word/2010/wordprocessingCanvas" xmlns:mo="http://schemas.microsoft.com/office/mac/office/2008/main" xmlns:mc="http://schemas.openxmlformats.org/markup-compatibility/2006" xmlns:mv="urn:schemas-microsoft-com:mac:vml" xmlns:o="urn:schemas-microsoft-com:office:office" xmlns:r="http://schemas.openxmlformats.org/officeDocument/2006/relationships" xmlns:m="http://schemas.openxmlformats.org/officeDocument/2006/math" xmlns:v="urn:schemas-microsoft-com:vml" xmlns:wp14="http://schemas.microsoft.com/office/word/2010/wordprocessingDrawing" xmlns:wp="http://schemas.openxmlformats.org/drawingml/2006/wordprocessingDrawing" xmlns:w10="urn:schemas-microsoft-com:office:word" xmlns:w="http://schemas.openxmlformats.org/wordprocessingml/2006/main" xmlns:w14="http://schemas.microsoft.com/office/word/2010/wordml" xmlns:wpg="http://schemas.microsoft.com/office/word/2010/wordprocessingGroup" xmlns:wpi="http://schemas.microsoft.com/office/word/2010/wordprocessingInk" xmlns:wne="http://schemas.microsoft.com/office/word/2006/wordml" xmlns:wps="http://schemas.microsoft.com/office/word/2010/wordprocessingShape" mc:Ignorable="w14 wp14">
   <w:abstractNum w:abstractNumId="0">
     <w:nsid w:val="FFFFFF7C"/>
@@ -1797,7 +1925,62 @@
 </w:numbering>
 </file>
 
-<file path=word/styles.xml><?xml version="1.0" encoding="utf-8"?>
+<file path=word\settings.xml><?xml version="1.0" encoding="utf-8"?>
+<w:settings xmlns:mc="http://schemas.openxmlformats.org/markup-compatibility/2006" xmlns:o="urn:schemas-microsoft-com:office:office" xmlns:r="http://schemas.openxmlformats.org/officeDocument/2006/relationships" xmlns:m="http://schemas.openxmlformats.org/officeDocument/2006/math" xmlns:v="urn:schemas-microsoft-com:vml" xmlns:w10="urn:schemas-microsoft-com:office:word" xmlns:w="http://schemas.openxmlformats.org/wordprocessingml/2006/main" xmlns:w14="http://schemas.microsoft.com/office/word/2010/wordml" xmlns:sl="http://schemas.openxmlformats.org/schemaLibrary/2006/main" mc:Ignorable="w14">
+  <w:zoom w:val="bestFit"/>
+  <w:proofState w:spelling="clean" w:grammar="clean"/>
+  <w:defaultTabStop w:val="720"/>
+  <w:characterSpacingControl w:val="doNotCompress"/>
+  <w:savePreviewPicture/>
+  <w:compat>
+    <w:useFELayout/>
+    <w:compatSetting w:name="compatibilityMode" w:uri="http://schemas.microsoft.com/office/word" w:val="14"/>
+    <w:compatSetting w:name="overrideTableStyleFontSizeAndJustification" w:uri="http://schemas.microsoft.com/office/word" w:val="1"/>
+    <w:compatSetting w:name="enableOpenTypeFeatures" w:uri="http://schemas.microsoft.com/office/word" w:val="1"/>
+    <w:compatSetting w:name="doNotFlipMirrorIndents" w:uri="http://schemas.microsoft.com/office/word" w:val="1"/>
+  </w:compat>
+  <w:rsids>
+    <w:rsidRoot w:val="00B47730"/>
+    <w:rsid w:val="00034616"/>
+    <w:rsid w:val="0006063C"/>
+    <w:rsid w:val="0015074B"/>
+    <w:rsid w:val="0029639D"/>
+    <w:rsid w:val="00326F90"/>
+    <w:rsid w:val="00AA1D8D"/>
+    <w:rsid w:val="00B47730"/>
+    <w:rsid w:val="00CB0664"/>
+    <w:rsid w:val="00FC693F"/>
+  </w:rsids>
+  <m:mathPr>
+    <m:mathFont m:val="Cambria Math"/>
+    <m:brkBin m:val="before"/>
+    <m:brkBinSub m:val="--"/>
+    <m:smallFrac m:val="0"/>
+    <m:dispDef/>
+    <m:lMargin m:val="0"/>
+    <m:rMargin m:val="0"/>
+    <m:defJc m:val="centerGroup"/>
+    <m:wrapIndent m:val="1440"/>
+    <m:intLim m:val="subSup"/>
+    <m:naryLim m:val="undOvr"/>
+  </m:mathPr>
+  <w:themeFontLang w:val="en-US" w:eastAsia="ja-JP"/>
+  <w:clrSchemeMapping w:bg1="light1" w:t1="dark1" w:bg2="light2" w:t2="dark2" w:accent1="accent1" w:accent2="accent2" w:accent3="accent3" w:accent4="accent4" w:accent5="accent5" w:accent6="accent6" w:hyperlink="hyperlink" w:followedHyperlink="followedHyperlink"/>
+  <w:doNotAutoCompressPictures/>
+  <w:shapeDefaults>
+    <o:shapedefaults v:ext="edit" spidmax="1027"/>
+    <o:shapelayout v:ext="edit">
+      <o:idmap v:ext="edit" data="1"/>
+    </o:shapelayout>
+  </w:shapeDefaults>
+  <w:decimalSymbol w:val="."/>
+  <w:listSeparator w:val=","/>
+  <w14:docId w14:val="24062061"/>
+  <w14:defaultImageDpi w14:val="300"/>
+</w:settings>
+</file>
+
+<file path=word\styles.xml><?xml version="1.0" encoding="utf-8"?>
 <w:styles xmlns:mc="http://schemas.openxmlformats.org/markup-compatibility/2006" xmlns:r="http://schemas.openxmlformats.org/officeDocument/2006/relationships" xmlns:w="http://schemas.openxmlformats.org/wordprocessingml/2006/main" xmlns:w14="http://schemas.microsoft.com/office/word/2010/wordml" mc:Ignorable="w14">
   <w:docDefaults>
     <w:rPrDefault>
@@ -13647,7 +13830,7 @@
 </w:styles>
 </file>
 
-<file path=word/stylesWithEffects.xml><?xml version="1.0" encoding="utf-8"?>
+<file path=word\stylesWithEffects.xml><?xml version="1.0" encoding="utf-8"?>
 <w:styles xmlns:wpc="http://schemas.microsoft.com/office/word/2010/wordprocessingCanvas" xmlns:mo="http://schemas.microsoft.com/office/mac/office/2008/main" xmlns:mc="http://schemas.openxmlformats.org/markup-compatibility/2006" xmlns:mv="urn:schemas-microsoft-com:mac:vml" xmlns:o="urn:schemas-microsoft-com:office:office" xmlns:r="http://schemas.openxmlformats.org/officeDocument/2006/relationships" xmlns:m="http://schemas.openxmlformats.org/officeDocument/2006/math" xmlns:v="urn:schemas-microsoft-com:vml" xmlns:wp14="http://schemas.microsoft.com/office/word/2010/wordprocessingDrawing" xmlns:wp="http://schemas.openxmlformats.org/drawingml/2006/wordprocessingDrawing" xmlns:w10="urn:schemas-microsoft-com:office:word" xmlns:w="http://schemas.openxmlformats.org/wordprocessingml/2006/main" xmlns:w14="http://schemas.microsoft.com/office/word/2010/wordml" xmlns:wpg="http://schemas.microsoft.com/office/word/2010/wordprocessingGroup" xmlns:wpi="http://schemas.microsoft.com/office/word/2010/wordprocessingInk" xmlns:wne="http://schemas.microsoft.com/office/word/2006/wordml" xmlns:wps="http://schemas.microsoft.com/office/word/2010/wordprocessingShape" mc:Ignorable="w14 wp14">
   <w:docDefaults>
     <w:rPrDefault>
@@ -25449,7 +25632,7 @@
 </w:styles>
 </file>
 
-<file path=word/theme/theme1.xml><?xml version="1.0" encoding="utf-8"?>
+<file path=word\theme\theme1.xml><?xml version="1.0" encoding="utf-8"?>
 <a:theme xmlns:a="http://schemas.openxmlformats.org/drawingml/2006/main" name="Office Theme">
   <a:themeElements>
     <a:clrScheme name="Office">
@@ -25769,14 +25952,9 @@
 </a:theme>
 </file>
 
-<file path=customXml/item1.xml><?xml version="1.0" encoding="utf-8"?>
-<b:Sources xmlns:b="http://schemas.openxmlformats.org/officeDocument/2006/bibliography" xmlns="http://schemas.openxmlformats.org/officeDocument/2006/bibliography" SelectedStyle="/APA.XSL" StyleName="APA"/>
-</file>
-
-<file path=customXml/itemProps1.xml><?xml version="1.0" encoding="utf-8"?>
-<ds:datastoreItem xmlns:ds="http://schemas.openxmlformats.org/officeDocument/2006/customXml" ds:itemID="{EF278816-EC6F-A645-907D-7F25AECB1D4A}">
-  <ds:schemaRefs>
-    <ds:schemaRef ds:uri="http://schemas.openxmlformats.org/officeDocument/2006/bibliography"/>
-  </ds:schemaRefs>
-</ds:datastoreItem>
+<file path=word\webSettings.xml><?xml version="1.0" encoding="utf-8"?>
+<w:webSettings xmlns:mc="http://schemas.openxmlformats.org/markup-compatibility/2006" xmlns:r="http://schemas.openxmlformats.org/officeDocument/2006/relationships" xmlns:w="http://schemas.openxmlformats.org/wordprocessingml/2006/main" xmlns:w14="http://schemas.microsoft.com/office/word/2010/wordml" mc:Ignorable="w14">
+  <w:allowPNG/>
+  <w:doNotSaveAsSingleFile/>
+</w:webSettings>
 </file>
--- a/xiquimvargasmanuais/04_Deploy_Render_Backup_AutonomIA_ERP_2.2.1.docx
+++ b/xiquimvargasmanuais/04_Deploy_Render_Backup_AutonomIA_ERP_2.2.1.docx
@@ -108,1458 +108,1026 @@
     </w:p>
     <w:p>
       <w:pPr>
-        <w:jc w:val="center"/>
+        <w:pStyle w:val="Heading1"/>
+        <w:spacing w:before="280" w:after="120"/>
       </w:pPr>
       <w:r>
         <w:rPr>
-          <w:rFonts w:ascii="Calibri" w:hAnsi="Calibri" w:eastAsia="Calibri"/>
           <w:b/>
           <w:color w:val="061A4F"/>
-          <w:sz w:val="28"/>
+          <w:sz w:val="32"/>
         </w:rPr>
-        <w:t>AUTONOMIA SYSTEMS</w:t>
+        <w:t xml:space="preserve">AUTONOMIA SYSTEMS — DEPLOY E OPERAÇÃO TÉCNICA</w:t>
       </w:r>
     </w:p>
     <w:p>
       <w:pPr>
-        <w:jc w:val="center"/>
+        <w:spacing w:after="120" w:line="260" w:lineRule="auto"/>
       </w:pPr>
       <w:r>
         <w:rPr>
-          <w:rFonts w:ascii="Calibri" w:hAnsi="Calibri" w:eastAsia="Calibri"/>
           <w:b/>
           <w:color w:val="061A4F"/>
-          <w:sz w:val="44"/>
+          <w:sz w:val="22"/>
         </w:rPr>
-        <w:t>Deploy e OperaÃ§Ã£o TÃ©cnica</w:t>
+        <w:t xml:space="preserve">Render PaaS, Arquitetura de Persistência, Topologia de Disco e Rotinas de Backup</w:t>
       </w:r>
     </w:p>
     <w:p>
       <w:pPr>
-        <w:jc w:val="center"/>
+        <w:spacing w:after="120" w:line="260" w:lineRule="auto"/>
       </w:pPr>
       <w:r>
         <w:rPr>
-          <w:rFonts w:ascii="Calibri" w:hAnsi="Calibri" w:eastAsia="Calibri"/>
-          <w:b w:val="0"/>
-          <w:color w:val="555555"/>
-          <w:sz w:val="24"/>
+          <w:b/>
+          <w:color w:val="061A4F"/>
+          <w:sz w:val="22"/>
         </w:rPr>
-        <w:t>Render PaaS, arquitetura de persistÃªncia, streaming SSE e backup</w:t>
+        <w:t xml:space="preserve">Versão:</w:t>
+      </w:r>
+      <w:r>
+        <w:rPr>
+          <w:color w:val="333333"/>
+          <w:sz w:val="22"/>
+        </w:rPr>
+        <w:t xml:space="preserve"> 2.2.1 / 1.8.2 Delivery Hardened | </w:t>
+      </w:r>
+      <w:r>
+        <w:rPr>
+          <w:b/>
+          <w:color w:val="061A4F"/>
+          <w:sz w:val="22"/>
+        </w:rPr>
+        <w:t xml:space="preserve">Produção:</w:t>
+      </w:r>
+      <w:r>
+        <w:rPr>
+          <w:color w:val="333333"/>
+          <w:sz w:val="22"/>
+        </w:rPr>
+        <w:t xml:space="preserve"> https://xiquim-vargas-erp.onrender.com</w:t>
       </w:r>
     </w:p>
     <w:p>
       <w:pPr>
-        <w:jc w:val="center"/>
+        <w:spacing w:after="120" w:line="260" w:lineRule="auto"/>
       </w:pPr>
       <w:r>
         <w:rPr>
-          <w:rFonts w:ascii="Calibri" w:hAnsi="Calibri" w:eastAsia="Calibri"/>
           <w:b/>
-          <w:color w:val="0B3D91"/>
+          <w:color w:val="061A4F"/>
           <w:sz w:val="22"/>
         </w:rPr>
-        <w:t>VersÃ£o 2.2.1  Â·  Outubro de 2026</w:t>
+        <w:t xml:space="preserve">Data:</w:t>
+      </w:r>
+      <w:r>
+        <w:rPr>
+          <w:color w:val="333333"/>
+          <w:sz w:val="22"/>
+        </w:rPr>
+        <w:t xml:space="preserve"> Outubro de 2026</w:t>
       </w:r>
     </w:p>
     <w:p>
       <w:pPr>
-        <w:jc w:val="center"/>
+        <w:pStyle w:val="Heading2"/>
+        <w:spacing w:before="220" w:after="100"/>
       </w:pPr>
       <w:r>
         <w:rPr>
-          <w:rFonts w:ascii="Calibri" w:hAnsi="Calibri" w:eastAsia="Calibri"/>
-          <w:b w:val="0"/>
-          <w:color w:val="555555"/>
-          <w:sz w:val="20"/>
+          <w:b/>
+          <w:color w:val="FD5E02"/>
+          <w:sz w:val="26"/>
         </w:rPr>
-        <w:t>Documento oficial de entrega de software</w:t>
-      </w:r>
-    </w:p>
-    <w:p>
-      <w:r>
-        <w:br w:type="page"/>
+        <w:t xml:space="preserve">1. BLUEPRINT DE INFRAESTRUTURA NO RENDER (PAAS)</w:t>
       </w:r>
     </w:p>
     <w:p>
       <w:pPr>
-        <w:spacing w:before="240" w:after="160"/>
+        <w:spacing w:after="120" w:line="260" w:lineRule="auto"/>
       </w:pPr>
       <w:r>
         <w:rPr>
-          <w:rFonts w:ascii="Calibri" w:hAnsi="Calibri" w:eastAsia="Calibri"/>
-          <w:b/>
-          <w:color w:val="061A4F"/>
-          <w:sz w:val="36"/>
+          <w:color w:val="333333"/>
+          <w:sz w:val="22"/>
         </w:rPr>
-        <w:t>1. Blueprint de ImplantaÃ§Ã£o no Render (PaaS)</w:t>
+        <w:t xml:space="preserve">A aplicação em produção está hospedada na plataforma Render sob a especificação declarativa do arquivo </w:t>
+      </w:r>
+      <w:r>
+        <w:rPr>
+          <w:rFonts w:ascii="Consolas" w:hAnsi="Consolas"/>
+          <w:color w:val="C7254E"/>
+          <w:shd w:val="clear" w:color="auto" w:fill="F9F2F4"/>
+          <w:sz w:val="20"/>
+        </w:rPr>
+        <w:t xml:space="preserve">render.yaml</w:t>
+      </w:r>
+      <w:r>
+        <w:rPr>
+          <w:color w:val="333333"/>
+          <w:sz w:val="22"/>
+        </w:rPr>
+        <w:t xml:space="preserve">:</w:t>
       </w:r>
     </w:p>
     <w:p>
       <w:pPr>
-        <w:spacing w:after="120" w:line="276" w:lineRule="auto"/>
+        <w:shd w:val="clear" w:color="auto" w:fill="F1F5F9"/>
+        <w:spacing w:before="100" w:after="100"/>
       </w:pPr>
       <w:r>
         <w:rPr>
-          <w:rFonts w:ascii="Calibri" w:hAnsi="Calibri" w:eastAsia="Calibri"/>
-          <w:b w:val="0"/>
+          <w:rFonts w:ascii="Consolas" w:hAnsi="Consolas"/>
+          <w:color w:val="0F172A"/>
+          <w:sz w:val="18"/>
+        </w:rPr>
+        <w:t xml:space="preserve">services:
+  - type: web
+    name: xiquim-vargas-erp
+    runtime: node
+    plan: starter
+    buildCommand: npm ci
+    startCommand: npm start
+    healthCheckPath: /ready
+    envVars:
+      - key: NODE_ENV
+        value: production
+      - key: JWT_SECRET
+        generateValue: true
+      - key: STORAGE_DIR
+        value: /var/data
+      - key: PUBLIC_BASE_URL
+        sync: false
+    disk:
+      name: erp-data
+      mountPath: /var/data
+      sizeGB: 10</w:t>
+      </w:r>
+    </w:p>
+    <w:p>
+      <w:pPr>
+        <w:pStyle w:val="Heading2"/>
+        <w:spacing w:before="220" w:after="100"/>
+      </w:pPr>
+      <w:r>
+        <w:rPr>
+          <w:b/>
+          <w:color w:val="FD5E02"/>
+          <w:sz w:val="26"/>
+        </w:rPr>
+        <w:t xml:space="preserve">2. TOPOLOGIA DO DISCO PERSISTENTE (/var/data)</w:t>
+      </w:r>
+    </w:p>
+    <w:p>
+      <w:pPr>
+        <w:spacing w:after="120" w:line="260" w:lineRule="auto"/>
+      </w:pPr>
+      <w:r>
+        <w:rPr>
           <w:color w:val="333333"/>
           <w:sz w:val="22"/>
         </w:rPr>
-        <w:t xml:space="preserve">A publicaÃ§Ã£o em produÃ§Ã£o do ERP AutonomIA Ã© padronizada para execuÃ§Ã£o em nuvem atravÃ©s de serviÃ§os gerenciados do Render PaaS (Web Service), garantindo provisionamento Ã¡gil, certificados SSL automÃ¡ticos e suporte a volumes de disco persistentes.</w:t>
+        <w:t xml:space="preserve">O disco persistente de 10GB montado em </w:t>
+      </w:r>
+      <w:r>
+        <w:rPr>
+          <w:rFonts w:ascii="Consolas" w:hAnsi="Consolas"/>
+          <w:color w:val="C7254E"/>
+          <w:shd w:val="clear" w:color="auto" w:fill="F9F2F4"/>
+          <w:sz w:val="20"/>
+        </w:rPr>
+        <w:t xml:space="preserve">/var/data</w:t>
+      </w:r>
+      <w:r>
+        <w:rPr>
+          <w:color w:val="333333"/>
+          <w:sz w:val="22"/>
+        </w:rPr>
+        <w:t xml:space="preserve"> garante a longevidade dos dados independentemente de novos deploys de software ou reinicializações do container:</w:t>
       </w:r>
     </w:p>
     <w:p>
       <w:pPr>
         <w:pStyle w:val="ListBullet"/>
-        <w:spacing w:after="80" w:line="260" w:lineRule="auto"/>
+        <w:spacing w:after="60" w:line="240" w:lineRule="auto"/>
       </w:pPr>
       <w:r>
         <w:rPr>
-          <w:rFonts w:ascii="Calibri" w:hAnsi="Calibri" w:eastAsia="Calibri"/>
-          <w:b/>
-          <w:color w:val="061A4F"/>
-          <w:sz w:val="22"/>
+          <w:rFonts w:ascii="Consolas" w:hAnsi="Consolas"/>
+          <w:color w:val="C7254E"/>
+          <w:shd w:val="clear" w:color="auto" w:fill="F9F2F4"/>
+          <w:sz w:val="20"/>
         </w:rPr>
-        <w:t xml:space="preserve">â€¢ Tipo de ServiÃ§o: </w:t>
+        <w:t xml:space="preserve">/var/data/xiquim-vargas.db</w:t>
       </w:r>
       <w:r>
         <w:rPr>
-          <w:rFonts w:ascii="Calibri" w:hAnsi="Calibri" w:eastAsia="Calibri"/>
-          <w:b w:val="0"/>
           <w:color w:val="333333"/>
           <w:sz w:val="22"/>
         </w:rPr>
-        <w:t xml:space="preserve">Web Service (Ambiente Node.js 22 ou superior).</w:t>
+        <w:t xml:space="preserve">: Banco de dados relacional principal em SQLite WAL.</w:t>
       </w:r>
     </w:p>
     <w:p>
       <w:pPr>
         <w:pStyle w:val="ListBullet"/>
-        <w:spacing w:after="80" w:line="260" w:lineRule="auto"/>
+        <w:spacing w:after="60" w:line="240" w:lineRule="auto"/>
       </w:pPr>
       <w:r>
         <w:rPr>
-          <w:rFonts w:ascii="Calibri" w:hAnsi="Calibri" w:eastAsia="Calibri"/>
-          <w:b/>
-          <w:color w:val="061A4F"/>
-          <w:sz w:val="22"/>
+          <w:rFonts w:ascii="Consolas" w:hAnsi="Consolas"/>
+          <w:color w:val="C7254E"/>
+          <w:shd w:val="clear" w:color="auto" w:fill="F9F2F4"/>
+          <w:sz w:val="20"/>
         </w:rPr>
-        <w:t xml:space="preserve">â€¢ Build Command: </w:t>
+        <w:t xml:space="preserve">/var/data/xiquim-vargas.db-wal</w:t>
       </w:r>
       <w:r>
         <w:rPr>
-          <w:rFonts w:ascii="Calibri" w:hAnsi="Calibri" w:eastAsia="Calibri"/>
-          <w:b w:val="0"/>
           <w:color w:val="333333"/>
           <w:sz w:val="22"/>
         </w:rPr>
-        <w:t xml:space="preserve">npm ci (ou npm install --omit=dev para ambiente estritamente de produÃ§Ã£o).</w:t>
+        <w:t xml:space="preserve"> e </w:t>
+      </w:r>
+      <w:r>
+        <w:rPr>
+          <w:rFonts w:ascii="Consolas" w:hAnsi="Consolas"/>
+          <w:color w:val="C7254E"/>
+          <w:shd w:val="clear" w:color="auto" w:fill="F9F2F4"/>
+          <w:sz w:val="20"/>
+        </w:rPr>
+        <w:t xml:space="preserve">.db-shm</w:t>
+      </w:r>
+      <w:r>
+        <w:rPr>
+          <w:color w:val="333333"/>
+          <w:sz w:val="22"/>
+        </w:rPr>
+        <w:t xml:space="preserve">: Arquivos temporários de log e memória compartilhada do modo Write-Ahead Logging.</w:t>
       </w:r>
     </w:p>
     <w:p>
       <w:pPr>
         <w:pStyle w:val="ListBullet"/>
-        <w:spacing w:after="80" w:line="260" w:lineRule="auto"/>
+        <w:spacing w:after="60" w:line="240" w:lineRule="auto"/>
       </w:pPr>
       <w:r>
         <w:rPr>
-          <w:rFonts w:ascii="Calibri" w:hAnsi="Calibri" w:eastAsia="Calibri"/>
-          <w:b/>
-          <w:color w:val="061A4F"/>
-          <w:sz w:val="22"/>
+          <w:rFonts w:ascii="Consolas" w:hAnsi="Consolas"/>
+          <w:color w:val="C7254E"/>
+          <w:shd w:val="clear" w:color="auto" w:fill="F9F2F4"/>
+          <w:sz w:val="20"/>
         </w:rPr>
-        <w:t xml:space="preserve">â€¢ Start Command: </w:t>
+        <w:t xml:space="preserve">/var/data/proofs/</w:t>
       </w:r>
       <w:r>
         <w:rPr>
-          <w:rFonts w:ascii="Calibri" w:hAnsi="Calibri" w:eastAsia="Calibri"/>
-          <w:b w:val="0"/>
           <w:color w:val="333333"/>
           <w:sz w:val="22"/>
         </w:rPr>
-        <w:t xml:space="preserve">npm start (inicia server.js ouvindo na porta dinÃ¢mica injetada na variÃ¡vel PORT).</w:t>
+        <w:t xml:space="preserve">: Fotos de comprovantes de entrega e canhotos capturados pelos motoristas.</w:t>
       </w:r>
     </w:p>
     <w:p>
       <w:pPr>
         <w:pStyle w:val="ListBullet"/>
-        <w:spacing w:after="80" w:line="260" w:lineRule="auto"/>
+        <w:spacing w:after="60" w:line="240" w:lineRule="auto"/>
       </w:pPr>
       <w:r>
         <w:rPr>
-          <w:rFonts w:ascii="Calibri" w:hAnsi="Calibri" w:eastAsia="Calibri"/>
-          <w:b/>
-          <w:color w:val="061A4F"/>
-          <w:sz w:val="22"/>
+          <w:rFonts w:ascii="Consolas" w:hAnsi="Consolas"/>
+          <w:color w:val="C7254E"/>
+          <w:shd w:val="clear" w:color="auto" w:fill="F9F2F4"/>
+          <w:sz w:val="20"/>
         </w:rPr>
-        <w:t xml:space="preserve">â€¢ Healthcheck Liveness Probe: </w:t>
+        <w:t xml:space="preserve">/var/data/product-images/</w:t>
       </w:r>
       <w:r>
         <w:rPr>
-          <w:rFonts w:ascii="Calibri" w:hAnsi="Calibri" w:eastAsia="Calibri"/>
-          <w:b w:val="0"/>
           <w:color w:val="333333"/>
           <w:sz w:val="22"/>
         </w:rPr>
-        <w:t xml:space="preserve">GET /health (retorna HTTP 200 { status: 'ok' } confirmando processo ativo).</w:t>
+        <w:t xml:space="preserve">: Fotos do catálogo oficial dos 620 produtos.</w:t>
       </w:r>
     </w:p>
     <w:p>
       <w:pPr>
         <w:pStyle w:val="ListBullet"/>
-        <w:spacing w:after="80" w:line="260" w:lineRule="auto"/>
+        <w:spacing w:after="60" w:line="240" w:lineRule="auto"/>
       </w:pPr>
       <w:r>
         <w:rPr>
-          <w:rFonts w:ascii="Calibri" w:hAnsi="Calibri" w:eastAsia="Calibri"/>
-          <w:b/>
-          <w:color w:val="061A4F"/>
-          <w:sz w:val="22"/>
+          <w:rFonts w:ascii="Consolas" w:hAnsi="Consolas"/>
+          <w:color w:val="C7254E"/>
+          <w:shd w:val="clear" w:color="auto" w:fill="F9F2F4"/>
+          <w:sz w:val="20"/>
         </w:rPr>
-        <w:t xml:space="preserve">â€¢ Healthcheck Readiness Probe: </w:t>
+        <w:t xml:space="preserve">/var/data/store-cover/</w:t>
       </w:r>
       <w:r>
         <w:rPr>
-          <w:rFonts w:ascii="Calibri" w:hAnsi="Calibri" w:eastAsia="Calibri"/>
-          <w:b w:val="0"/>
           <w:color w:val="333333"/>
           <w:sz w:val="22"/>
         </w:rPr>
-        <w:t xml:space="preserve">GET /ready (valida leitura e gravaÃ§Ã£o no SQLite, integridade de WAL e permissÃ£o de escrita em STORAGE_DIR).</w:t>
-      </w:r>
-    </w:p>
-    <w:p>
-      <w:pPr>
-        <w:spacing w:before="240" w:after="160"/>
-      </w:pPr>
-      <w:r>
-        <w:rPr>
-          <w:rFonts w:ascii="Calibri" w:hAnsi="Calibri" w:eastAsia="Calibri"/>
-          <w:b/>
-          <w:color w:val="061A4F"/>
-          <w:sz w:val="36"/>
-        </w:rPr>
-        <w:t>2. Topologia de Disco Persistente (STORAGE_DIR)</w:t>
-      </w:r>
-    </w:p>
-    <w:p>
-      <w:pPr>
-        <w:spacing w:after="120" w:line="276" w:lineRule="auto"/>
-      </w:pPr>
-      <w:r>
-        <w:rPr>
-          <w:rFonts w:ascii="Calibri" w:hAnsi="Calibri" w:eastAsia="Calibri"/>
-          <w:b w:val="0"/>
-          <w:color w:val="333333"/>
-          <w:sz w:val="22"/>
-        </w:rPr>
-        <w:t xml:space="preserve">Para assegurar a durabilidade absoluta dos dados cadastrais, movimentaÃ§Ãµes contÃ¡beis e arquivos de mÃ­dia, Ã© mandatÃ³ria a vinculaÃ§Ã£o de um Persistent Disk do Render (mÃ­nimo de 10GB recomendado), montado no caminho definido na variÃ¡vel STORAGE_DIR (ex.: /var/data).</w:t>
-      </w:r>
-    </w:p>
-    <w:p>
-      <w:pPr>
-        <w:spacing w:after="120" w:line="276" w:lineRule="auto"/>
-      </w:pPr>
-      <w:r>
-        <w:rPr>
-          <w:rFonts w:ascii="Calibri" w:hAnsi="Calibri" w:eastAsia="Calibri"/>
-          <w:b w:val="0"/>
-          <w:color w:val="333333"/>
-          <w:sz w:val="22"/>
-        </w:rPr>
-        <w:t xml:space="preserve">Estrutura interna de diretÃ³rios persistidos gerenciada automaticamente pelo sistema:</w:t>
+        <w:t xml:space="preserve">: Banners e imagens de capa personalizadas da Loja Online.</w:t>
       </w:r>
     </w:p>
     <w:p>
       <w:pPr>
         <w:pStyle w:val="ListBullet"/>
-        <w:spacing w:after="80" w:line="260" w:lineRule="auto"/>
+        <w:spacing w:after="60" w:line="240" w:lineRule="auto"/>
       </w:pPr>
       <w:r>
         <w:rPr>
-          <w:rFonts w:ascii="Calibri" w:hAnsi="Calibri" w:eastAsia="Calibri"/>
-          <w:b/>
-          <w:color w:val="061A4F"/>
-          <w:sz w:val="22"/>
+          <w:rFonts w:ascii="Consolas" w:hAnsi="Consolas"/>
+          <w:color w:val="C7254E"/>
+          <w:shd w:val="clear" w:color="auto" w:fill="F9F2F4"/>
+          <w:sz w:val="20"/>
         </w:rPr>
-        <w:t xml:space="preserve">â€¢ /var/data/data/: </w:t>
+        <w:t xml:space="preserve">/var/data/pdfs/</w:t>
       </w:r>
       <w:r>
         <w:rPr>
-          <w:rFonts w:ascii="Calibri" w:hAnsi="Calibri" w:eastAsia="Calibri"/>
-          <w:b w:val="0"/>
           <w:color w:val="333333"/>
           <w:sz w:val="22"/>
         </w:rPr>
-        <w:t xml:space="preserve">Armazena o banco relacional xiquim-vargas.db e os arquivos temporÃ¡rios xiquim-vargas.db-wal e xiquim-vargas.db-shm.</w:t>
+        <w:t xml:space="preserve">: Documentos PDF gerados sob demanda (pedidos e romaneios).</w:t>
       </w:r>
     </w:p>
     <w:p>
       <w:pPr>
         <w:pStyle w:val="ListBullet"/>
-        <w:spacing w:after="80" w:line="260" w:lineRule="auto"/>
+        <w:spacing w:after="60" w:line="240" w:lineRule="auto"/>
       </w:pPr>
       <w:r>
         <w:rPr>
-          <w:rFonts w:ascii="Calibri" w:hAnsi="Calibri" w:eastAsia="Calibri"/>
+          <w:rFonts w:ascii="Consolas" w:hAnsi="Consolas"/>
+          <w:color w:val="C7254E"/>
+          <w:shd w:val="clear" w:color="auto" w:fill="F9F2F4"/>
+          <w:sz w:val="20"/>
+        </w:rPr>
+        <w:t xml:space="preserve">/var/data/backups/</w:t>
+      </w:r>
+      <w:r>
+        <w:rPr>
+          <w:color w:val="333333"/>
+          <w:sz w:val="22"/>
+        </w:rPr>
+        <w:t xml:space="preserve">: Snapshots diários completos do banco e mídias.</w:t>
+      </w:r>
+    </w:p>
+    <w:p>
+      <w:pPr>
+        <w:pStyle w:val="Heading3"/>
+        <w:spacing w:before="180" w:after="80"/>
+      </w:pPr>
+      <w:r>
+        <w:rPr>
           <w:b/>
           <w:color w:val="061A4F"/>
           <w:sz w:val="22"/>
         </w:rPr>
-        <w:t xml:space="preserve">â€¢ /var/data/storage/proofs/: </w:t>
-      </w:r>
-      <w:r>
-        <w:rPr>
-          <w:rFonts w:ascii="Calibri" w:hAnsi="Calibri" w:eastAsia="Calibri"/>
-          <w:b w:val="0"/>
-          <w:color w:val="333333"/>
-          <w:sz w:val="22"/>
-        </w:rPr>
-        <w:t xml:space="preserve">RepositÃ³rio seguro de comprovantes de entrega (fotos de canhotos e assinaturas digitais capturadas pelo app do motorista).</w:t>
+        <w:t xml:space="preserve">2.1 Garantia de Não Sobrescrita em Novos Deploys</w:t>
       </w:r>
     </w:p>
     <w:p>
       <w:pPr>
-        <w:pStyle w:val="ListBullet"/>
-        <w:spacing w:after="80" w:line="260" w:lineRule="auto"/>
+        <w:spacing w:after="120" w:line="260" w:lineRule="auto"/>
       </w:pPr>
       <w:r>
         <w:rPr>
-          <w:rFonts w:ascii="Calibri" w:hAnsi="Calibri" w:eastAsia="Calibri"/>
+          <w:color w:val="333333"/>
+          <w:sz w:val="22"/>
+        </w:rPr>
+        <w:t xml:space="preserve">No arquivo </w:t>
+      </w:r>
+      <w:r>
+        <w:rPr>
+          <w:rFonts w:ascii="Consolas" w:hAnsi="Consolas"/>
+          <w:color w:val="C7254E"/>
+          <w:shd w:val="clear" w:color="auto" w:fill="F9F2F4"/>
+          <w:sz w:val="20"/>
+        </w:rPr>
+        <w:t xml:space="preserve">src/db.js</w:t>
+      </w:r>
+      <w:r>
+        <w:rPr>
+          <w:color w:val="333333"/>
+          <w:sz w:val="22"/>
+        </w:rPr>
+        <w:t xml:space="preserve">, a rotina de inicialização protege a base existente:</w:t>
+      </w:r>
+    </w:p>
+    <w:p>
+      <w:pPr>
+        <w:shd w:val="clear" w:color="auto" w:fill="F1F5F9"/>
+        <w:spacing w:before="100" w:after="100"/>
+      </w:pPr>
+      <w:r>
+        <w:rPr>
+          <w:rFonts w:ascii="Consolas" w:hAnsi="Consolas"/>
+          <w:color w:val="0F172A"/>
+          <w:sz w:val="18"/>
+        </w:rPr>
+        <w:t xml:space="preserve">if (path.resolve(bundledDb) !== path.resolve(targetDb) &amp;&amp; fs.existsSync(bundledDb) &amp;&amp; !fs.existsSync(targetDb)) {
+    console.log('[bootstrap] Inicializando banco persistente a partir do repositório...');
+    fs.copyFileSync(bundledDb, targetDb);
+}</w:t>
+      </w:r>
+    </w:p>
+    <w:p>
+      <w:pPr>
+        <w:spacing w:after="120" w:line="260" w:lineRule="auto"/>
+      </w:pPr>
+      <w:r>
+        <w:rPr>
           <w:b/>
           <w:color w:val="061A4F"/>
           <w:sz w:val="22"/>
         </w:rPr>
-        <w:t xml:space="preserve">â€¢ /var/data/storage/identity/: </w:t>
+        <w:t xml:space="preserve">Regra Fundamental:</w:t>
       </w:r>
       <w:r>
         <w:rPr>
-          <w:rFonts w:ascii="Calibri" w:hAnsi="Calibri" w:eastAsia="Calibri"/>
-          <w:b w:val="0"/>
           <w:color w:val="333333"/>
           <w:sz w:val="22"/>
         </w:rPr>
-        <w:t xml:space="preserve">Arquivos de identidade visual corporativa da marca (logotipo institucional, capa de login e capa da loja virtual).</w:t>
+        <w:t xml:space="preserve"> Se o arquivo </w:t>
+      </w:r>
+      <w:r>
+        <w:rPr>
+          <w:rFonts w:ascii="Consolas" w:hAnsi="Consolas"/>
+          <w:color w:val="C7254E"/>
+          <w:shd w:val="clear" w:color="auto" w:fill="F9F2F4"/>
+          <w:sz w:val="20"/>
+        </w:rPr>
+        <w:t xml:space="preserve">/var/data/xiquim-vargas.db</w:t>
+      </w:r>
+      <w:r>
+        <w:rPr>
+          <w:color w:val="333333"/>
+          <w:sz w:val="22"/>
+        </w:rPr>
+        <w:t xml:space="preserve"> já existir no disco persistente do Render, o repositório </w:t>
+      </w:r>
+      <w:r>
+        <w:rPr>
+          <w:b/>
+          <w:color w:val="061A4F"/>
+          <w:sz w:val="22"/>
+        </w:rPr>
+        <w:t xml:space="preserve">jamais</w:t>
+      </w:r>
+      <w:r>
+        <w:rPr>
+          <w:color w:val="333333"/>
+          <w:sz w:val="22"/>
+        </w:rPr>
+        <w:t xml:space="preserve"> sobrescreve o banco. Toda a movimentação real, clientes, operadores e pedidos em produção permanecem 100% íntegros.</w:t>
       </w:r>
     </w:p>
     <w:p>
       <w:pPr>
-        <w:pStyle w:val="ListBullet"/>
-        <w:spacing w:after="80" w:line="260" w:lineRule="auto"/>
+        <w:pStyle w:val="Heading2"/>
+        <w:spacing w:before="220" w:after="100"/>
       </w:pPr>
       <w:r>
         <w:rPr>
-          <w:rFonts w:ascii="Calibri" w:hAnsi="Calibri" w:eastAsia="Calibri"/>
+          <w:b/>
+          <w:color w:val="FD5E02"/>
+          <w:sz w:val="26"/>
+        </w:rPr>
+        <w:t xml:space="preserve">3. SUBSISTEMA DE BACKUP AUTOMATIZADO</w:t>
+      </w:r>
+    </w:p>
+    <w:p>
+      <w:pPr>
+        <w:spacing w:after="120" w:line="260" w:lineRule="auto"/>
+      </w:pPr>
+      <w:r>
+        <w:rPr>
+          <w:color w:val="333333"/>
+          <w:sz w:val="22"/>
+        </w:rPr>
+        <w:t xml:space="preserve">O backup é realizado pelo script </w:t>
+      </w:r>
+      <w:r>
+        <w:rPr>
+          <w:rFonts w:ascii="Consolas" w:hAnsi="Consolas"/>
+          <w:color w:val="C7254E"/>
+          <w:shd w:val="clear" w:color="auto" w:fill="F9F2F4"/>
+          <w:sz w:val="20"/>
+        </w:rPr>
+        <w:t xml:space="preserve">scripts/backup.mjs</w:t>
+      </w:r>
+      <w:r>
+        <w:rPr>
+          <w:color w:val="333333"/>
+          <w:sz w:val="22"/>
+        </w:rPr>
+        <w:t xml:space="preserve"> (acionado por </w:t>
+      </w:r>
+      <w:r>
+        <w:rPr>
+          <w:rFonts w:ascii="Consolas" w:hAnsi="Consolas"/>
+          <w:color w:val="C7254E"/>
+          <w:shd w:val="clear" w:color="auto" w:fill="F9F2F4"/>
+          <w:sz w:val="20"/>
+        </w:rPr>
+        <w:t xml:space="preserve">npm run backup</w:t>
+      </w:r>
+      <w:r>
+        <w:rPr>
+          <w:color w:val="333333"/>
+          <w:sz w:val="22"/>
+        </w:rPr>
+        <w:t xml:space="preserve">):</w:t>
+      </w:r>
+    </w:p>
+    <w:p>
+      <w:pPr>
+        <w:spacing w:after="60" w:line="240" w:lineRule="auto"/>
+      </w:pPr>
+      <w:r>
+        <w:rPr>
+          <w:b/>
+          <w:color w:val="FD5E02"/>
+          <w:sz w:val="22"/>
+        </w:rPr>
+        <w:t xml:space="preserve">1. </w:t>
+      </w:r>
+      <w:r>
+        <w:rPr>
           <w:b/>
           <w:color w:val="061A4F"/>
           <w:sz w:val="22"/>
         </w:rPr>
-        <w:t xml:space="preserve">â€¢ /var/data/storage/products/: </w:t>
+        <w:t xml:space="preserve">Checkpoint de WAL:</w:t>
       </w:r>
       <w:r>
         <w:rPr>
-          <w:rFonts w:ascii="Calibri" w:hAnsi="Calibri" w:eastAsia="Calibri"/>
-          <w:b w:val="0"/>
           <w:color w:val="333333"/>
           <w:sz w:val="22"/>
         </w:rPr>
-        <w:t xml:space="preserve">Imagens dos produtos cadastrados no catÃ¡logo comercial.</w:t>
+        <w:t xml:space="preserve"> Executa </w:t>
+      </w:r>
+      <w:r>
+        <w:rPr>
+          <w:rFonts w:ascii="Consolas" w:hAnsi="Consolas"/>
+          <w:color w:val="C7254E"/>
+          <w:shd w:val="clear" w:color="auto" w:fill="F9F2F4"/>
+          <w:sz w:val="20"/>
+        </w:rPr>
+        <w:t xml:space="preserve">PRAGMA wal_checkpoint(TRUNCATE)</w:t>
+      </w:r>
+      <w:r>
+        <w:rPr>
+          <w:color w:val="333333"/>
+          <w:sz w:val="22"/>
+        </w:rPr>
+        <w:t xml:space="preserve"> para consolidar todas as transações pendentes no arquivo </w:t>
+      </w:r>
+      <w:r>
+        <w:rPr>
+          <w:rFonts w:ascii="Consolas" w:hAnsi="Consolas"/>
+          <w:color w:val="C7254E"/>
+          <w:shd w:val="clear" w:color="auto" w:fill="F9F2F4"/>
+          <w:sz w:val="20"/>
+        </w:rPr>
+        <w:t xml:space="preserve">.db</w:t>
+      </w:r>
+      <w:r>
+        <w:rPr>
+          <w:color w:val="333333"/>
+          <w:sz w:val="22"/>
+        </w:rPr>
+        <w:t xml:space="preserve"> principal.</w:t>
       </w:r>
     </w:p>
     <w:p>
       <w:pPr>
-        <w:pStyle w:val="ListBullet"/>
-        <w:spacing w:after="80" w:line="260" w:lineRule="auto"/>
+        <w:spacing w:after="60" w:line="240" w:lineRule="auto"/>
       </w:pPr>
       <w:r>
         <w:rPr>
-          <w:rFonts w:ascii="Calibri" w:hAnsi="Calibri" w:eastAsia="Calibri"/>
+          <w:b/>
+          <w:color w:val="FD5E02"/>
+          <w:sz w:val="22"/>
+        </w:rPr>
+        <w:t xml:space="preserve">2. </w:t>
+      </w:r>
+      <w:r>
+        <w:rPr>
           <w:b/>
           <w:color w:val="061A4F"/>
           <w:sz w:val="22"/>
         </w:rPr>
-        <w:t xml:space="preserve">â€¢ /var/data/storage/backups/: </w:t>
+        <w:t xml:space="preserve">Snapshot Atômico (`VACUUM INTO`):</w:t>
       </w:r>
       <w:r>
         <w:rPr>
-          <w:rFonts w:ascii="Calibri" w:hAnsi="Calibri" w:eastAsia="Calibri"/>
-          <w:b w:val="0"/>
           <w:color w:val="333333"/>
           <w:sz w:val="22"/>
         </w:rPr>
-        <w:t xml:space="preserve">Snapshots consolidados e manifestos criptogrÃ¡ficos gerados pela rotina de backup.</w:t>
+        <w:t xml:space="preserve"> Cria uma cópia íntegra e desfragmentada do banco sem travar as operações ativas de leitura e escrita.</w:t>
       </w:r>
     </w:p>
     <w:p>
       <w:pPr>
-        <w:spacing w:after="120" w:line="276" w:lineRule="auto"/>
+        <w:spacing w:after="60" w:line="240" w:lineRule="auto"/>
       </w:pPr>
       <w:r>
         <w:rPr>
-          <w:rFonts w:ascii="Calibri" w:hAnsi="Calibri" w:eastAsia="Calibri"/>
-          <w:b w:val="0"/>
+          <w:b/>
+          <w:color w:val="FD5E02"/>
+          <w:sz w:val="22"/>
+        </w:rPr>
+        <w:t xml:space="preserve">3. </w:t>
+      </w:r>
+      <w:r>
+        <w:rPr>
+          <w:b/>
+          <w:color w:val="061A4F"/>
+          <w:sz w:val="22"/>
+        </w:rPr>
+        <w:t xml:space="preserve">Checagem de Integridade Imediata:</w:t>
+      </w:r>
+      <w:r>
+        <w:rPr>
           <w:color w:val="333333"/>
           <w:sz w:val="22"/>
         </w:rPr>
-        <w:t xml:space="preserve">Regra Fundamental de Arquitetura: O serviÃ§o web em produÃ§Ã£o deve operar com exatamente 1 instÃ¢ncia gravadora ativa (Single-Writer Instance). O SQLite Ã© otimizado para concorrÃªncia multi-thread na mesma mÃ¡quina, nÃ£o devendo ser compartilhado por mÃºltiplas rÃ©plicas concorrentes em rede sem camada de replicaÃ§Ã£o dedicada.</w:t>
+        <w:t xml:space="preserve"> Abre a réplica gerada e executa </w:t>
+      </w:r>
+      <w:r>
+        <w:rPr>
+          <w:rFonts w:ascii="Consolas" w:hAnsi="Consolas"/>
+          <w:color w:val="C7254E"/>
+          <w:shd w:val="clear" w:color="auto" w:fill="F9F2F4"/>
+          <w:sz w:val="20"/>
+        </w:rPr>
+        <w:t xml:space="preserve">PRAGMA integrity_check</w:t>
+      </w:r>
+      <w:r>
+        <w:rPr>
+          <w:color w:val="333333"/>
+          <w:sz w:val="22"/>
+        </w:rPr>
+        <w:t xml:space="preserve">. Se houver qualquer indício de corrupção, o processo aborta e emite alerta.</w:t>
       </w:r>
     </w:p>
     <w:p>
       <w:pPr>
-        <w:spacing w:before="240" w:after="160"/>
+        <w:spacing w:after="60" w:line="240" w:lineRule="auto"/>
       </w:pPr>
       <w:r>
         <w:rPr>
-          <w:rFonts w:ascii="Calibri" w:hAnsi="Calibri" w:eastAsia="Calibri"/>
+          <w:b/>
+          <w:color w:val="FD5E02"/>
+          <w:sz w:val="22"/>
+        </w:rPr>
+        <w:t xml:space="preserve">4. </w:t>
+      </w:r>
+      <w:r>
+        <w:rPr>
           <w:b/>
           <w:color w:val="061A4F"/>
-          <w:sz w:val="36"/>
+          <w:sz w:val="22"/>
         </w:rPr>
-        <w:t>3. Matriz de VariÃ¡veis de Ambiente de ProduÃ§Ã£o</w:t>
+        <w:t xml:space="preserve">Espelhamento das Mídias:</w:t>
+      </w:r>
+      <w:r>
+        <w:rPr>
+          <w:color w:val="333333"/>
+          <w:sz w:val="22"/>
+        </w:rPr>
+        <w:t xml:space="preserve"> Copia as pastas </w:t>
+      </w:r>
+      <w:r>
+        <w:rPr>
+          <w:rFonts w:ascii="Consolas" w:hAnsi="Consolas"/>
+          <w:color w:val="C7254E"/>
+          <w:shd w:val="clear" w:color="auto" w:fill="F9F2F4"/>
+          <w:sz w:val="20"/>
+        </w:rPr>
+        <w:t xml:space="preserve">product-images</w:t>
+      </w:r>
+      <w:r>
+        <w:rPr>
+          <w:color w:val="333333"/>
+          <w:sz w:val="22"/>
+        </w:rPr>
+        <w:t xml:space="preserve">, </w:t>
+      </w:r>
+      <w:r>
+        <w:rPr>
+          <w:rFonts w:ascii="Consolas" w:hAnsi="Consolas"/>
+          <w:color w:val="C7254E"/>
+          <w:shd w:val="clear" w:color="auto" w:fill="F9F2F4"/>
+          <w:sz w:val="20"/>
+        </w:rPr>
+        <w:t xml:space="preserve">proofs</w:t>
+      </w:r>
+      <w:r>
+        <w:rPr>
+          <w:color w:val="333333"/>
+          <w:sz w:val="22"/>
+        </w:rPr>
+        <w:t xml:space="preserve">, </w:t>
+      </w:r>
+      <w:r>
+        <w:rPr>
+          <w:rFonts w:ascii="Consolas" w:hAnsi="Consolas"/>
+          <w:color w:val="C7254E"/>
+          <w:shd w:val="clear" w:color="auto" w:fill="F9F2F4"/>
+          <w:sz w:val="20"/>
+        </w:rPr>
+        <w:t xml:space="preserve">store-cover</w:t>
+      </w:r>
+      <w:r>
+        <w:rPr>
+          <w:color w:val="333333"/>
+          <w:sz w:val="22"/>
+        </w:rPr>
+        <w:t xml:space="preserve"> e </w:t>
+      </w:r>
+      <w:r>
+        <w:rPr>
+          <w:rFonts w:ascii="Consolas" w:hAnsi="Consolas"/>
+          <w:color w:val="C7254E"/>
+          <w:shd w:val="clear" w:color="auto" w:fill="F9F2F4"/>
+          <w:sz w:val="20"/>
+        </w:rPr>
+        <w:t xml:space="preserve">pdfs</w:t>
+      </w:r>
+      <w:r>
+        <w:rPr>
+          <w:color w:val="333333"/>
+          <w:sz w:val="22"/>
+        </w:rPr>
+        <w:t xml:space="preserve">.</w:t>
       </w:r>
     </w:p>
     <w:p>
       <w:pPr>
-        <w:spacing w:after="120" w:line="276" w:lineRule="auto"/>
+        <w:spacing w:after="60" w:line="240" w:lineRule="auto"/>
       </w:pPr>
       <w:r>
         <w:rPr>
-          <w:rFonts w:ascii="Calibri" w:hAnsi="Calibri" w:eastAsia="Calibri"/>
-          <w:b w:val="0"/>
+          <w:b/>
+          <w:color w:val="FD5E02"/>
+          <w:sz w:val="22"/>
+        </w:rPr>
+        <w:t xml:space="preserve">5. </w:t>
+      </w:r>
+      <w:r>
+        <w:rPr>
+          <w:b/>
+          <w:color w:val="061A4F"/>
+          <w:sz w:val="22"/>
+        </w:rPr>
+        <w:t xml:space="preserve">Manifesto Criptográfico:</w:t>
+      </w:r>
+      <w:r>
+        <w:rPr>
           <w:color w:val="333333"/>
           <w:sz w:val="22"/>
         </w:rPr>
-        <w:t xml:space="preserve">Todas as variÃ¡veis crÃ­ticas de infraestrutura devem ser configuradas na seÃ§Ã£o Environment do painel do Render como secrets protegidos:</w:t>
+        <w:t xml:space="preserve"> Gera o arquivo </w:t>
       </w:r>
-    </w:p>
-    <w:tbl xmlns:w="http://schemas.openxmlformats.org/wordprocessingml/2006/main">
-      <w:tblPr>
-        <w:tblStyle w:val="TableGrid"/>
-        <w:tblW w:type="auto" w:w="0"/>
-        <w:tblLook w:firstColumn="1" w:firstRow="1" w:lastColumn="0" w:lastRow="0" w:noHBand="0" w:noVBand="1" w:val="04A0"/>
-      </w:tblPr>
-      <w:tblGrid>
-        <w:gridCol w:w="2200"/>
-        <w:gridCol w:w="1600"/>
-        <w:gridCol w:w="3972"/>
-        <w:gridCol w:w="2200"/>
-      </w:tblGrid>
-      <w:tr>
-        <w:tc>
-          <w:tcPr>
-            <w:tcW w:type="dxa" w:w="2200"/>
-            <w:shd w:fill="0B3D91"/>
-          </w:tcPr>
-          <w:p>
-            <w:pPr>
-              <w:spacing w:before="60" w:after="60"/>
-            </w:pPr>
-            <w:r>
-              <w:rPr>
-                <w:rFonts w:ascii="Calibri" w:hAnsi="Calibri" w:eastAsia="Calibri"/>
-                <w:b/>
-                <w:color w:val="FFFFFF"/>
-                <w:sz w:val="20"/>
-              </w:rPr>
-              <w:t>VariÃ¡vel</w:t>
-            </w:r>
-          </w:p>
-        </w:tc>
-        <w:tc>
-          <w:tcPr>
-            <w:tcW w:type="dxa" w:w="1600"/>
-            <w:shd w:fill="0B3D91"/>
-          </w:tcPr>
-          <w:p>
-            <w:pPr>
-              <w:spacing w:before="60" w:after="60"/>
-            </w:pPr>
-            <w:r>
-              <w:rPr>
-                <w:rFonts w:ascii="Calibri" w:hAnsi="Calibri" w:eastAsia="Calibri"/>
-                <w:b/>
-                <w:color w:val="FFFFFF"/>
-                <w:sz w:val="20"/>
-              </w:rPr>
-              <w:t>Obrigatoriedade</w:t>
-            </w:r>
-          </w:p>
-        </w:tc>
-        <w:tc>
-          <w:tcPr>
-            <w:tcW w:type="dxa" w:w="3972"/>
-            <w:shd w:fill="0B3D91"/>
-          </w:tcPr>
-          <w:p>
-            <w:pPr>
-              <w:spacing w:before="60" w:after="60"/>
-            </w:pPr>
-            <w:r>
-              <w:rPr>
-                <w:rFonts w:ascii="Calibri" w:hAnsi="Calibri" w:eastAsia="Calibri"/>
-                <w:b/>
-                <w:color w:val="FFFFFF"/>
-                <w:sz w:val="20"/>
-              </w:rPr>
-              <w:t>DescriÃ§Ã£o e FunÃ§Ã£o TÃ©cnica</w:t>
-            </w:r>
-          </w:p>
-        </w:tc>
-        <w:tc>
-          <w:tcPr>
-            <w:tcW w:type="dxa" w:w="2200"/>
-            <w:shd w:fill="0B3D91"/>
-          </w:tcPr>
-          <w:p>
-            <w:pPr>
-              <w:spacing w:before="60" w:after="60"/>
-            </w:pPr>
-            <w:r>
-              <w:rPr>
-                <w:rFonts w:ascii="Calibri" w:hAnsi="Calibri" w:eastAsia="Calibri"/>
-                <w:b/>
-                <w:color w:val="FFFFFF"/>
-                <w:sz w:val="20"/>
-              </w:rPr>
-              <w:t>Exemplo Recomendado</w:t>
-            </w:r>
-          </w:p>
-        </w:tc>
-      </w:tr>
-      <w:tr>
-        <w:tc>
-          <w:tcPr>
-            <w:tcW w:type="dxa" w:w="2200"/>
-          </w:tcPr>
-          <w:p>
-            <w:pPr>
-              <w:spacing w:before="40" w:after="40"/>
-              <w:line w:line="240" w:lineRule="auto"/>
-            </w:pPr>
-            <w:r>
-              <w:rPr>
-                <w:rFonts w:ascii="Calibri" w:hAnsi="Calibri" w:eastAsia="Calibri"/>
-                <w:b w:val="0"/>
-                <w:color w:val="333333"/>
-                <w:sz w:val="18"/>
-              </w:rPr>
-              <w:t xml:space="preserve">PORT</w:t>
-            </w:r>
-          </w:p>
-        </w:tc>
-        <w:tc>
-          <w:tcPr>
-            <w:tcW w:type="dxa" w:w="1600"/>
-          </w:tcPr>
-          <w:p>
-            <w:pPr>
-              <w:spacing w:before="40" w:after="40"/>
-              <w:line w:line="240" w:lineRule="auto"/>
-            </w:pPr>
-            <w:r>
-              <w:rPr>
-                <w:rFonts w:ascii="Calibri" w:hAnsi="Calibri" w:eastAsia="Calibri"/>
-                <w:b w:val="0"/>
-                <w:color w:val="333333"/>
-                <w:sz w:val="18"/>
-              </w:rPr>
-              <w:t xml:space="preserve">AutomÃ¡tica</w:t>
-            </w:r>
-          </w:p>
-        </w:tc>
-        <w:tc>
-          <w:tcPr>
-            <w:tcW w:type="dxa" w:w="3972"/>
-          </w:tcPr>
-          <w:p>
-            <w:pPr>
-              <w:spacing w:before="40" w:after="40"/>
-              <w:line w:line="240" w:lineRule="auto"/>
-            </w:pPr>
-            <w:r>
-              <w:rPr>
-                <w:rFonts w:ascii="Calibri" w:hAnsi="Calibri" w:eastAsia="Calibri"/>
-                <w:b w:val="0"/>
-                <w:color w:val="333333"/>
-                <w:sz w:val="18"/>
-              </w:rPr>
-              <w:t xml:space="preserve">Porta HTTP na qual o servidor Node.js escuta as requisiÃ§Ãµes.</w:t>
-            </w:r>
-          </w:p>
-        </w:tc>
-        <w:tc>
-          <w:tcPr>
-            <w:tcW w:type="dxa" w:w="2200"/>
-          </w:tcPr>
-          <w:p>
-            <w:pPr>
-              <w:spacing w:before="40" w:after="40"/>
-              <w:line w:line="240" w:lineRule="auto"/>
-            </w:pPr>
-            <w:r>
-              <w:rPr>
-                <w:rFonts w:ascii="Calibri" w:hAnsi="Calibri" w:eastAsia="Calibri"/>
-                <w:b w:val="0"/>
-                <w:color w:val="333333"/>
-                <w:sz w:val="18"/>
-              </w:rPr>
-              <w:t xml:space="preserve">10000</w:t>
-            </w:r>
-          </w:p>
-        </w:tc>
-      </w:tr>
-      <w:tr>
-        <w:tc>
-          <w:tcPr>
-            <w:tcW w:type="dxa" w:w="2200"/>
-            <w:shd w:fill="F0F4F8"/>
-          </w:tcPr>
-          <w:p>
-            <w:pPr>
-              <w:spacing w:before="40" w:after="40"/>
-              <w:line w:line="240" w:lineRule="auto"/>
-            </w:pPr>
-            <w:r>
-              <w:rPr>
-                <w:rFonts w:ascii="Calibri" w:hAnsi="Calibri" w:eastAsia="Calibri"/>
-                <w:b w:val="0"/>
-                <w:color w:val="333333"/>
-                <w:sz w:val="18"/>
-              </w:rPr>
-              <w:t xml:space="preserve">NODE_ENV</w:t>
-            </w:r>
-          </w:p>
-        </w:tc>
-        <w:tc>
-          <w:tcPr>
-            <w:tcW w:type="dxa" w:w="1600"/>
-            <w:shd w:fill="F0F4F8"/>
-          </w:tcPr>
-          <w:p>
-            <w:pPr>
-              <w:spacing w:before="40" w:after="40"/>
-              <w:line w:line="240" w:lineRule="auto"/>
-            </w:pPr>
-            <w:r>
-              <w:rPr>
-                <w:rFonts w:ascii="Calibri" w:hAnsi="Calibri" w:eastAsia="Calibri"/>
-                <w:b w:val="0"/>
-                <w:color w:val="333333"/>
-                <w:sz w:val="18"/>
-              </w:rPr>
-              <w:t xml:space="preserve">ObrigatÃ³ria</w:t>
-            </w:r>
-          </w:p>
-        </w:tc>
-        <w:tc>
-          <w:tcPr>
-            <w:tcW w:type="dxa" w:w="3972"/>
-            <w:shd w:fill="F0F4F8"/>
-          </w:tcPr>
-          <w:p>
-            <w:pPr>
-              <w:spacing w:before="40" w:after="40"/>
-              <w:line w:line="240" w:lineRule="auto"/>
-            </w:pPr>
-            <w:r>
-              <w:rPr>
-                <w:rFonts w:ascii="Calibri" w:hAnsi="Calibri" w:eastAsia="Calibri"/>
-                <w:b w:val="0"/>
-                <w:color w:val="333333"/>
-                <w:sz w:val="18"/>
-              </w:rPr>
-              <w:t xml:space="preserve">Define modo de execuÃ§Ã£o otimizado de produÃ§Ã£o.</w:t>
-            </w:r>
-          </w:p>
-        </w:tc>
-        <w:tc>
-          <w:tcPr>
-            <w:tcW w:type="dxa" w:w="2200"/>
-            <w:shd w:fill="F0F4F8"/>
-          </w:tcPr>
-          <w:p>
-            <w:pPr>
-              <w:spacing w:before="40" w:after="40"/>
-              <w:line w:line="240" w:lineRule="auto"/>
-            </w:pPr>
-            <w:r>
-              <w:rPr>
-                <w:rFonts w:ascii="Calibri" w:hAnsi="Calibri" w:eastAsia="Calibri"/>
-                <w:b w:val="0"/>
-                <w:color w:val="333333"/>
-                <w:sz w:val="18"/>
-              </w:rPr>
-              <w:t xml:space="preserve">production</w:t>
-            </w:r>
-          </w:p>
-        </w:tc>
-      </w:tr>
-      <w:tr>
-        <w:tc>
-          <w:tcPr>
-            <w:tcW w:type="dxa" w:w="2200"/>
-          </w:tcPr>
-          <w:p>
-            <w:pPr>
-              <w:spacing w:before="40" w:after="40"/>
-              <w:line w:line="240" w:lineRule="auto"/>
-            </w:pPr>
-            <w:r>
-              <w:rPr>
-                <w:rFonts w:ascii="Calibri" w:hAnsi="Calibri" w:eastAsia="Calibri"/>
-                <w:b w:val="0"/>
-                <w:color w:val="333333"/>
-                <w:sz w:val="18"/>
-              </w:rPr>
-              <w:t xml:space="preserve">STORAGE_DIR</w:t>
-            </w:r>
-          </w:p>
-        </w:tc>
-        <w:tc>
-          <w:tcPr>
-            <w:tcW w:type="dxa" w:w="1600"/>
-          </w:tcPr>
-          <w:p>
-            <w:pPr>
-              <w:spacing w:before="40" w:after="40"/>
-              <w:line w:line="240" w:lineRule="auto"/>
-            </w:pPr>
-            <w:r>
-              <w:rPr>
-                <w:rFonts w:ascii="Calibri" w:hAnsi="Calibri" w:eastAsia="Calibri"/>
-                <w:b w:val="0"/>
-                <w:color w:val="333333"/>
-                <w:sz w:val="18"/>
-              </w:rPr>
-              <w:t xml:space="preserve">ObrigatÃ³ria</w:t>
-            </w:r>
-          </w:p>
-        </w:tc>
-        <w:tc>
-          <w:tcPr>
-            <w:tcW w:type="dxa" w:w="3972"/>
-          </w:tcPr>
-          <w:p>
-            <w:pPr>
-              <w:spacing w:before="40" w:after="40"/>
-              <w:line w:line="240" w:lineRule="auto"/>
-            </w:pPr>
-            <w:r>
-              <w:rPr>
-                <w:rFonts w:ascii="Calibri" w:hAnsi="Calibri" w:eastAsia="Calibri"/>
-                <w:b w:val="0"/>
-                <w:color w:val="333333"/>
-                <w:sz w:val="18"/>
-              </w:rPr>
-              <w:t xml:space="preserve">Caminho do ponto de montagem do volume persistente.</w:t>
-            </w:r>
-          </w:p>
-        </w:tc>
-        <w:tc>
-          <w:tcPr>
-            <w:tcW w:type="dxa" w:w="2200"/>
-          </w:tcPr>
-          <w:p>
-            <w:pPr>
-              <w:spacing w:before="40" w:after="40"/>
-              <w:line w:line="240" w:lineRule="auto"/>
-            </w:pPr>
-            <w:r>
-              <w:rPr>
-                <w:rFonts w:ascii="Calibri" w:hAnsi="Calibri" w:eastAsia="Calibri"/>
-                <w:b w:val="0"/>
-                <w:color w:val="333333"/>
-                <w:sz w:val="18"/>
-              </w:rPr>
-              <w:t xml:space="preserve">/var/data</w:t>
-            </w:r>
-          </w:p>
-        </w:tc>
-      </w:tr>
-      <w:tr>
-        <w:tc>
-          <w:tcPr>
-            <w:tcW w:type="dxa" w:w="2200"/>
-            <w:shd w:fill="F0F4F8"/>
-          </w:tcPr>
-          <w:p>
-            <w:pPr>
-              <w:spacing w:before="40" w:after="40"/>
-              <w:line w:line="240" w:lineRule="auto"/>
-            </w:pPr>
-            <w:r>
-              <w:rPr>
-                <w:rFonts w:ascii="Calibri" w:hAnsi="Calibri" w:eastAsia="Calibri"/>
-                <w:b w:val="0"/>
-                <w:color w:val="333333"/>
-                <w:sz w:val="18"/>
-              </w:rPr>
-              <w:t xml:space="preserve">JWT_SECRET</w:t>
-            </w:r>
-          </w:p>
-        </w:tc>
-        <w:tc>
-          <w:tcPr>
-            <w:tcW w:type="dxa" w:w="1600"/>
-            <w:shd w:fill="F0F4F8"/>
-          </w:tcPr>
-          <w:p>
-            <w:pPr>
-              <w:spacing w:before="40" w:after="40"/>
-              <w:line w:line="240" w:lineRule="auto"/>
-            </w:pPr>
-            <w:r>
-              <w:rPr>
-                <w:rFonts w:ascii="Calibri" w:hAnsi="Calibri" w:eastAsia="Calibri"/>
-                <w:b w:val="0"/>
-                <w:color w:val="333333"/>
-                <w:sz w:val="18"/>
-              </w:rPr>
-              <w:t xml:space="preserve">CrÃ­tica</w:t>
-            </w:r>
-          </w:p>
-        </w:tc>
-        <w:tc>
-          <w:tcPr>
-            <w:tcW w:type="dxa" w:w="3972"/>
-            <w:shd w:fill="F0F4F8"/>
-          </w:tcPr>
-          <w:p>
-            <w:pPr>
-              <w:spacing w:before="40" w:after="40"/>
-              <w:line w:line="240" w:lineRule="auto"/>
-            </w:pPr>
-            <w:r>
-              <w:rPr>
-                <w:rFonts w:ascii="Calibri" w:hAnsi="Calibri" w:eastAsia="Calibri"/>
-                <w:b w:val="0"/>
-                <w:color w:val="333333"/>
-                <w:sz w:val="18"/>
-              </w:rPr>
-              <w:t xml:space="preserve">Chave criptogrÃ¡fica de alta entropia para assinatura de tokens.</w:t>
-            </w:r>
-          </w:p>
-        </w:tc>
-        <w:tc>
-          <w:tcPr>
-            <w:tcW w:type="dxa" w:w="2200"/>
-            <w:shd w:fill="F0F4F8"/>
-          </w:tcPr>
-          <w:p>
-            <w:pPr>
-              <w:spacing w:before="40" w:after="40"/>
-              <w:line w:line="240" w:lineRule="auto"/>
-            </w:pPr>
-            <w:r>
-              <w:rPr>
-                <w:rFonts w:ascii="Calibri" w:hAnsi="Calibri" w:eastAsia="Calibri"/>
-                <w:b w:val="0"/>
-                <w:color w:val="333333"/>
-                <w:sz w:val="18"/>
-              </w:rPr>
-              <w:t xml:space="preserve">defina_um_secret_seguro_com_mais_de_64_caracteres_hex</w:t>
-            </w:r>
-          </w:p>
-        </w:tc>
-      </w:tr>
-      <w:tr>
-        <w:tc>
-          <w:tcPr>
-            <w:tcW w:type="dxa" w:w="2200"/>
-          </w:tcPr>
-          <w:p>
-            <w:pPr>
-              <w:spacing w:before="40" w:after="40"/>
-              <w:line w:line="240" w:lineRule="auto"/>
-            </w:pPr>
-            <w:r>
-              <w:rPr>
-                <w:rFonts w:ascii="Calibri" w:hAnsi="Calibri" w:eastAsia="Calibri"/>
-                <w:b w:val="0"/>
-                <w:color w:val="333333"/>
-                <w:sz w:val="18"/>
-              </w:rPr>
-              <w:t xml:space="preserve">PUBLIC_BASE_URL</w:t>
-            </w:r>
-          </w:p>
-        </w:tc>
-        <w:tc>
-          <w:tcPr>
-            <w:tcW w:type="dxa" w:w="1600"/>
-          </w:tcPr>
-          <w:p>
-            <w:pPr>
-              <w:spacing w:before="40" w:after="40"/>
-              <w:line w:line="240" w:lineRule="auto"/>
-            </w:pPr>
-            <w:r>
-              <w:rPr>
-                <w:rFonts w:ascii="Calibri" w:hAnsi="Calibri" w:eastAsia="Calibri"/>
-                <w:b w:val="0"/>
-                <w:color w:val="333333"/>
-                <w:sz w:val="18"/>
-              </w:rPr>
-              <w:t xml:space="preserve">Opcional</w:t>
-            </w:r>
-          </w:p>
-        </w:tc>
-        <w:tc>
-          <w:tcPr>
-            <w:tcW w:type="dxa" w:w="3972"/>
-          </w:tcPr>
-          <w:p>
-            <w:pPr>
-              <w:spacing w:before="40" w:after="40"/>
-              <w:line w:line="240" w:lineRule="auto"/>
-            </w:pPr>
-            <w:r>
-              <w:rPr>
-                <w:rFonts w:ascii="Calibri" w:hAnsi="Calibri" w:eastAsia="Calibri"/>
-                <w:b w:val="0"/>
-                <w:color w:val="333333"/>
-                <w:sz w:val="18"/>
-              </w:rPr>
-              <w:t xml:space="preserve">URL canÃ´nica da empresa para geraÃ§Ã£o de links e QR Codes.</w:t>
-            </w:r>
-          </w:p>
-        </w:tc>
-        <w:tc>
-          <w:tcPr>
-            <w:tcW w:type="dxa" w:w="2200"/>
-          </w:tcPr>
-          <w:p>
-            <w:pPr>
-              <w:spacing w:before="40" w:after="40"/>
-              <w:line w:line="240" w:lineRule="auto"/>
-            </w:pPr>
-            <w:r>
-              <w:rPr>
-                <w:rFonts w:ascii="Calibri" w:hAnsi="Calibri" w:eastAsia="Calibri"/>
-                <w:b w:val="0"/>
-                <w:color w:val="333333"/>
-                <w:sz w:val="18"/>
-              </w:rPr>
-              <w:t xml:space="preserve">https://xiquim-vargas-erp.onrender.com</w:t>
-            </w:r>
-          </w:p>
-        </w:tc>
-      </w:tr>
-      <w:tr>
-        <w:tc>
-          <w:tcPr>
-            <w:tcW w:type="dxa" w:w="2200"/>
-            <w:shd w:fill="F0F4F8"/>
-          </w:tcPr>
-          <w:p>
-            <w:pPr>
-              <w:spacing w:before="40" w:after="40"/>
-              <w:line w:line="240" w:lineRule="auto"/>
-            </w:pPr>
-            <w:r>
-              <w:rPr>
-                <w:rFonts w:ascii="Calibri" w:hAnsi="Calibri" w:eastAsia="Calibri"/>
-                <w:b w:val="0"/>
-                <w:color w:val="333333"/>
-                <w:sz w:val="18"/>
-              </w:rPr>
-              <w:t xml:space="preserve">GROQ_API_KEY</w:t>
-            </w:r>
-          </w:p>
-        </w:tc>
-        <w:tc>
-          <w:tcPr>
-            <w:tcW w:type="dxa" w:w="1600"/>
-            <w:shd w:fill="F0F4F8"/>
-          </w:tcPr>
-          <w:p>
-            <w:pPr>
-              <w:spacing w:before="40" w:after="40"/>
-              <w:line w:line="240" w:lineRule="auto"/>
-            </w:pPr>
-            <w:r>
-              <w:rPr>
-                <w:rFonts w:ascii="Calibri" w:hAnsi="Calibri" w:eastAsia="Calibri"/>
-                <w:b w:val="0"/>
-                <w:color w:val="333333"/>
-                <w:sz w:val="18"/>
-              </w:rPr>
-              <w:t xml:space="preserve">Opcional</w:t>
-            </w:r>
-          </w:p>
-        </w:tc>
-        <w:tc>
-          <w:tcPr>
-            <w:tcW w:type="dxa" w:w="3972"/>
-            <w:shd w:fill="F0F4F8"/>
-          </w:tcPr>
-          <w:p>
-            <w:pPr>
-              <w:spacing w:before="40" w:after="40"/>
-              <w:line w:line="240" w:lineRule="auto"/>
-            </w:pPr>
-            <w:r>
-              <w:rPr>
-                <w:rFonts w:ascii="Calibri" w:hAnsi="Calibri" w:eastAsia="Calibri"/>
-                <w:b w:val="0"/>
-                <w:color w:val="333333"/>
-                <w:sz w:val="18"/>
-              </w:rPr>
-              <w:t xml:space="preserve">Chave de acesso Ã  API do modelo de IA para o assistente gerencial.</w:t>
-            </w:r>
-          </w:p>
-        </w:tc>
-        <w:tc>
-          <w:tcPr>
-            <w:tcW w:type="dxa" w:w="2200"/>
-            <w:shd w:fill="F0F4F8"/>
-          </w:tcPr>
-          <w:p>
-            <w:pPr>
-              <w:spacing w:before="40" w:after="40"/>
-              <w:line w:line="240" w:lineRule="auto"/>
-            </w:pPr>
-            <w:r>
-              <w:rPr>
-                <w:rFonts w:ascii="Calibri" w:hAnsi="Calibri" w:eastAsia="Calibri"/>
-                <w:b w:val="0"/>
-                <w:color w:val="333333"/>
-                <w:sz w:val="18"/>
-              </w:rPr>
-              <w:t xml:space="preserve">gsk_live_...</w:t>
-            </w:r>
-          </w:p>
-        </w:tc>
-      </w:tr>
-      <w:tr>
-        <w:tc>
-          <w:tcPr>
-            <w:tcW w:type="dxa" w:w="2200"/>
-          </w:tcPr>
-          <w:p>
-            <w:pPr>
-              <w:spacing w:before="40" w:after="40"/>
-              <w:line w:line="240" w:lineRule="auto"/>
-            </w:pPr>
-            <w:r>
-              <w:rPr>
-                <w:rFonts w:ascii="Calibri" w:hAnsi="Calibri" w:eastAsia="Calibri"/>
-                <w:b w:val="0"/>
-                <w:color w:val="333333"/>
-                <w:sz w:val="18"/>
-              </w:rPr>
-              <w:t xml:space="preserve">BACKUP_RETENTION_DAYS</w:t>
-            </w:r>
-          </w:p>
-        </w:tc>
-        <w:tc>
-          <w:tcPr>
-            <w:tcW w:type="dxa" w:w="1600"/>
-          </w:tcPr>
-          <w:p>
-            <w:pPr>
-              <w:spacing w:before="40" w:after="40"/>
-              <w:line w:line="240" w:lineRule="auto"/>
-            </w:pPr>
-            <w:r>
-              <w:rPr>
-                <w:rFonts w:ascii="Calibri" w:hAnsi="Calibri" w:eastAsia="Calibri"/>
-                <w:b w:val="0"/>
-                <w:color w:val="333333"/>
-                <w:sz w:val="18"/>
-              </w:rPr>
-              <w:t xml:space="preserve">Opcional</w:t>
-            </w:r>
-          </w:p>
-        </w:tc>
-        <w:tc>
-          <w:tcPr>
-            <w:tcW w:type="dxa" w:w="3972"/>
-          </w:tcPr>
-          <w:p>
-            <w:pPr>
-              <w:spacing w:before="40" w:after="40"/>
-              <w:line w:line="240" w:lineRule="auto"/>
-            </w:pPr>
-            <w:r>
-              <w:rPr>
-                <w:rFonts w:ascii="Calibri" w:hAnsi="Calibri" w:eastAsia="Calibri"/>
-                <w:b w:val="0"/>
-                <w:color w:val="333333"/>
-                <w:sz w:val="18"/>
-              </w:rPr>
-              <w:t xml:space="preserve">Prazo de retenÃ§Ã£o de snapshots locais em disco.</w:t>
-            </w:r>
-          </w:p>
-        </w:tc>
-        <w:tc>
-          <w:tcPr>
-            <w:tcW w:type="dxa" w:w="2200"/>
-          </w:tcPr>
-          <w:p>
-            <w:pPr>
-              <w:spacing w:before="40" w:after="40"/>
-              <w:line w:line="240" w:lineRule="auto"/>
-            </w:pPr>
-            <w:r>
-              <w:rPr>
-                <w:rFonts w:ascii="Calibri" w:hAnsi="Calibri" w:eastAsia="Calibri"/>
-                <w:b w:val="0"/>
-                <w:color w:val="333333"/>
-                <w:sz w:val="18"/>
-              </w:rPr>
-              <w:t xml:space="preserve">30</w:t>
-            </w:r>
-          </w:p>
-        </w:tc>
-      </w:tr>
-    </w:tbl>
-    <w:p>
-      <w:pPr>
-        <w:spacing w:before="240" w:after="160"/>
-      </w:pPr>
       <w:r>
         <w:rPr>
-          <w:rFonts w:ascii="Calibri" w:hAnsi="Calibri" w:eastAsia="Calibri"/>
-          <w:b/>
-          <w:color w:val="061A4F"/>
-          <w:sz w:val="36"/>
+          <w:rFonts w:ascii="Consolas" w:hAnsi="Consolas"/>
+          <w:color w:val="C7254E"/>
+          <w:shd w:val="clear" w:color="auto" w:fill="F9F2F4"/>
+          <w:sz w:val="20"/>
         </w:rPr>
-        <w:t>4. Streaming SSE e ConexÃµes Persistentes no Render</w:t>
+        <w:t xml:space="preserve">manifest.sha256</w:t>
+      </w:r>
+      <w:r>
+        <w:rPr>
+          <w:color w:val="333333"/>
+          <w:sz w:val="22"/>
+        </w:rPr>
+        <w:t xml:space="preserve"> contendo o hash de cada arquivo empacotado.</w:t>
       </w:r>
     </w:p>
     <w:p>
       <w:pPr>
-        <w:spacing w:after="120" w:line="276" w:lineRule="auto"/>
+        <w:spacing w:after="60" w:line="240" w:lineRule="auto"/>
       </w:pPr>
       <w:r>
         <w:rPr>
-          <w:rFonts w:ascii="Calibri" w:hAnsi="Calibri" w:eastAsia="Calibri"/>
-          <w:b w:val="0"/>
+          <w:b/>
+          <w:color w:val="FD5E02"/>
+          <w:sz w:val="22"/>
+        </w:rPr>
+        <w:t xml:space="preserve">6. </w:t>
+      </w:r>
+      <w:r>
+        <w:rPr>
+          <w:b/>
+          <w:color w:val="061A4F"/>
+          <w:sz w:val="22"/>
+        </w:rPr>
+        <w:t xml:space="preserve">Política de Retenção (Rolling 7 Dias):</w:t>
+      </w:r>
+      <w:r>
+        <w:rPr>
           <w:color w:val="333333"/>
           <w:sz w:val="22"/>
         </w:rPr>
-        <w:t xml:space="preserve">O provedor Render implementa proxies reversos com fechamento de conexÃµes ociosas (idle timeout) de 100 segundos. Para assegurar que o fluxo em tempo real (Server-Sent Events) permaneÃ§a ativo ininterruptamente:</w:t>
+        <w:t xml:space="preserve"> Mantém os últimos 7 snapshots diários no disco, removendo snapshots mais antigos para preservar o espaço em disco.</w:t>
       </w:r>
     </w:p>
     <w:p>
       <w:pPr>
-        <w:pStyle w:val="ListBullet"/>
-        <w:spacing w:after="80" w:line="260" w:lineRule="auto"/>
+        <w:pStyle w:val="Heading2"/>
+        <w:spacing w:before="220" w:after="100"/>
       </w:pPr>
       <w:r>
         <w:rPr>
-          <w:rFonts w:ascii="Calibri" w:hAnsi="Calibri" w:eastAsia="Calibri"/>
           <w:b/>
-          <w:color w:val="061A4F"/>
-          <w:sz w:val="22"/>
+          <w:color w:val="FD5E02"/>
+          <w:sz w:val="26"/>
         </w:rPr>
-        <w:t xml:space="preserve">â€¢ EmissÃ£o de Heartbeat PeriÃ³dico: </w:t>
-      </w:r>
-      <w:r>
-        <w:rPr>
-          <w:rFonts w:ascii="Calibri" w:hAnsi="Calibri" w:eastAsia="Calibri"/>
-          <w:b w:val="0"/>
-          <w:color w:val="333333"/>
-          <w:sz w:val="22"/>
-        </w:rPr>
-        <w:t xml:space="preserve">O servidor despacha a cada 25 segundos um frame leve de comentÃ¡rio ': ping\n\n' em todos os canais SSE ativos, mantendo a conexÃ£o aberta sem consumo apreciÃ¡vel de trÃ¡fego.</w:t>
+        <w:t xml:space="preserve">4. PROCEDIMENTO DE RECUPERAÇÃO DE DESASTRES (RESTORE)</w:t>
       </w:r>
     </w:p>
     <w:p>
       <w:pPr>
-        <w:pStyle w:val="ListBullet"/>
-        <w:spacing w:after="80" w:line="260" w:lineRule="auto"/>
+        <w:spacing w:after="120" w:line="260" w:lineRule="auto"/>
       </w:pPr>
       <w:r>
         <w:rPr>
-          <w:rFonts w:ascii="Calibri" w:hAnsi="Calibri" w:eastAsia="Calibri"/>
-          <w:b/>
-          <w:color w:val="061A4F"/>
-          <w:sz w:val="22"/>
-        </w:rPr>
-        <w:t xml:space="preserve">â€¢ DesativaÃ§Ã£o de Buffering: </w:t>
-      </w:r>
-      <w:r>
-        <w:rPr>
-          <w:rFonts w:ascii="Calibri" w:hAnsi="Calibri" w:eastAsia="Calibri"/>
-          <w:b w:val="0"/>
           <w:color w:val="333333"/>
           <w:sz w:val="22"/>
         </w:rPr>
-        <w:t xml:space="preserve">A rota /api/events aplica os cabeÃ§alhos 'X-Accel-Buffering: no' e 'Cache-Control: no-cache, no-transform', instruindo os proxies intermediÃ¡rios a encaminhar os eventos no exato instante em que ocorrem.</w:t>
+        <w:t xml:space="preserve">Em caso de necessidade de restauração:</w:t>
       </w:r>
     </w:p>
     <w:p>
       <w:pPr>
-        <w:pStyle w:val="ListBullet"/>
-        <w:spacing w:after="80" w:line="260" w:lineRule="auto"/>
+        <w:spacing w:after="60" w:line="240" w:lineRule="auto"/>
       </w:pPr>
       <w:r>
         <w:rPr>
-          <w:rFonts w:ascii="Calibri" w:hAnsi="Calibri" w:eastAsia="Calibri"/>
           <w:b/>
-          <w:color w:val="061A4F"/>
+          <w:color w:val="FD5E02"/>
           <w:sz w:val="22"/>
         </w:rPr>
-        <w:t xml:space="preserve">â€¢ ReconexÃ£o Resiliente no Cliente: </w:t>
+        <w:t xml:space="preserve">1. </w:t>
       </w:r>
       <w:r>
         <w:rPr>
-          <w:rFonts w:ascii="Calibri" w:hAnsi="Calibri" w:eastAsia="Calibri"/>
-          <w:b w:val="0"/>
           <w:color w:val="333333"/>
           <w:sz w:val="22"/>
         </w:rPr>
-        <w:t xml:space="preserve">Caso o tÃºnel seja interrompido por oscilaÃ§Ã£o externa de rede, o listener cliente reconecta imediatamente utilizando backoff exponencial.</w:t>
+        <w:t xml:space="preserve">Conectar via terminal SSH ou CLI do Render ao serviço.</w:t>
       </w:r>
     </w:p>
     <w:p>
       <w:pPr>
-        <w:spacing w:before="240" w:after="160"/>
+        <w:spacing w:after="60" w:line="240" w:lineRule="auto"/>
       </w:pPr>
       <w:r>
         <w:rPr>
-          <w:rFonts w:ascii="Calibri" w:hAnsi="Calibri" w:eastAsia="Calibri"/>
           <w:b/>
-          <w:color w:val="061A4F"/>
-          <w:sz w:val="36"/>
+          <w:color w:val="FD5E02"/>
+          <w:sz w:val="22"/>
         </w:rPr>
-        <w:t>5. EstratÃ©gia Integrada de Backup, WAL Checkpoint e RestauraÃ§Ã£o</w:t>
+        <w:t xml:space="preserve">2. </w:t>
+      </w:r>
+      <w:r>
+        <w:rPr>
+          <w:color w:val="333333"/>
+          <w:sz w:val="22"/>
+        </w:rPr>
+        <w:t xml:space="preserve">Parar a aplicação temporariamente.</w:t>
       </w:r>
     </w:p>
     <w:p>
       <w:pPr>
-        <w:spacing w:after="120" w:line="276" w:lineRule="auto"/>
+        <w:spacing w:after="60" w:line="240" w:lineRule="auto"/>
       </w:pPr>
       <w:r>
         <w:rPr>
-          <w:rFonts w:ascii="Calibri" w:hAnsi="Calibri" w:eastAsia="Calibri"/>
-          <w:b w:val="0"/>
+          <w:b/>
+          <w:color w:val="FD5E02"/>
+          <w:sz w:val="22"/>
+        </w:rPr>
+        <w:t xml:space="preserve">3. </w:t>
+      </w:r>
+      <w:r>
+        <w:rPr>
           <w:color w:val="333333"/>
           <w:sz w:val="22"/>
         </w:rPr>
-        <w:t xml:space="preserve">A proteÃ§Ã£o de dados do ERP AutonomIA Ã© executada pela ferramenta nativa scripts/backup.mjs, que garante consistÃªncia fÃ­sica e matemÃ¡tica antes de gerar qualquer arquivo compactado:</w:t>
+        <w:t xml:space="preserve">Copiar o banco de dados do snapshot desejado em </w:t>
+      </w:r>
+      <w:r>
+        <w:rPr>
+          <w:rFonts w:ascii="Consolas" w:hAnsi="Consolas"/>
+          <w:color w:val="C7254E"/>
+          <w:shd w:val="clear" w:color="auto" w:fill="F9F2F4"/>
+          <w:sz w:val="20"/>
+        </w:rPr>
+        <w:t xml:space="preserve">/var/data/backups/AAAA-MM-DD/xiquim-vargas.db</w:t>
+      </w:r>
+      <w:r>
+        <w:rPr>
+          <w:color w:val="333333"/>
+          <w:sz w:val="22"/>
+        </w:rPr>
+        <w:t xml:space="preserve"> para </w:t>
+      </w:r>
+      <w:r>
+        <w:rPr>
+          <w:rFonts w:ascii="Consolas" w:hAnsi="Consolas"/>
+          <w:color w:val="C7254E"/>
+          <w:shd w:val="clear" w:color="auto" w:fill="F9F2F4"/>
+          <w:sz w:val="20"/>
+        </w:rPr>
+        <w:t xml:space="preserve">/var/data/xiquim-vargas.db</w:t>
+      </w:r>
+      <w:r>
+        <w:rPr>
+          <w:color w:val="333333"/>
+          <w:sz w:val="22"/>
+        </w:rPr>
+        <w:t xml:space="preserve">.</w:t>
       </w:r>
     </w:p>
     <w:p>
       <w:pPr>
-        <w:pStyle w:val="ListBullet"/>
-        <w:spacing w:after="80" w:line="260" w:lineRule="auto"/>
+        <w:spacing w:after="60" w:line="240" w:lineRule="auto"/>
       </w:pPr>
       <w:r>
         <w:rPr>
-          <w:rFonts w:ascii="Calibri" w:hAnsi="Calibri" w:eastAsia="Calibri"/>
           <w:b/>
-          <w:color w:val="061A4F"/>
+          <w:color w:val="FD5E02"/>
           <w:sz w:val="22"/>
         </w:rPr>
-        <w:t xml:space="preserve">â€¢ 1. Checkpoint de WAL (Atomic Flush): </w:t>
+        <w:t xml:space="preserve">4. </w:t>
       </w:r>
       <w:r>
         <w:rPr>
-          <w:rFonts w:ascii="Calibri" w:hAnsi="Calibri" w:eastAsia="Calibri"/>
-          <w:b w:val="0"/>
           <w:color w:val="333333"/>
           <w:sz w:val="22"/>
         </w:rPr>
-        <w:t xml:space="preserve">Executa o comando 'PRAGMA wal_checkpoint(TRUNCATE)' no SQLite, descarregando todas as transaÃ§Ãµes em memÃ³ria e no arquivo WAL diretamente para o xiquim-vargas.db principal.</w:t>
+        <w:t xml:space="preserve">Validar o hash SHA256 contra o </w:t>
+      </w:r>
+      <w:r>
+        <w:rPr>
+          <w:rFonts w:ascii="Consolas" w:hAnsi="Consolas"/>
+          <w:color w:val="C7254E"/>
+          <w:shd w:val="clear" w:color="auto" w:fill="F9F2F4"/>
+          <w:sz w:val="20"/>
+        </w:rPr>
+        <w:t xml:space="preserve">manifest.sha256</w:t>
+      </w:r>
+      <w:r>
+        <w:rPr>
+          <w:color w:val="333333"/>
+          <w:sz w:val="22"/>
+        </w:rPr>
+        <w:t xml:space="preserve">.</w:t>
       </w:r>
     </w:p>
     <w:p>
       <w:pPr>
-        <w:pStyle w:val="ListBullet"/>
-        <w:spacing w:after="80" w:line="260" w:lineRule="auto"/>
+        <w:spacing w:after="60" w:line="240" w:lineRule="auto"/>
       </w:pPr>
       <w:r>
         <w:rPr>
-          <w:rFonts w:ascii="Calibri" w:hAnsi="Calibri" w:eastAsia="Calibri"/>
           <w:b/>
-          <w:color w:val="061A4F"/>
+          <w:color w:val="FD5E02"/>
           <w:sz w:val="22"/>
         </w:rPr>
-        <w:t xml:space="preserve">â€¢ 2. Snapshot de MÃ­dias e Comprovantes: </w:t>
+        <w:t xml:space="preserve">5. </w:t>
       </w:r>
       <w:r>
         <w:rPr>
-          <w:rFonts w:ascii="Calibri" w:hAnsi="Calibri" w:eastAsia="Calibri"/>
-          <w:b w:val="0"/>
           <w:color w:val="333333"/>
           <w:sz w:val="22"/>
         </w:rPr>
-        <w:t xml:space="preserve">Copia recursivamente as fotos de comprovantes de entrega (/storage/proofs), imagens de produtos e arquivos de identidade visual corporativa.</w:t>
-      </w:r>
-    </w:p>
-    <w:p>
-      <w:pPr>
-        <w:pStyle w:val="ListBullet"/>
-        <w:spacing w:after="80" w:line="260" w:lineRule="auto"/>
-      </w:pPr>
-      <w:r>
-        <w:rPr>
-          <w:rFonts w:ascii="Calibri" w:hAnsi="Calibri" w:eastAsia="Calibri"/>
-          <w:b/>
-          <w:color w:val="061A4F"/>
-          <w:sz w:val="22"/>
-        </w:rPr>
-        <w:t xml:space="preserve">â€¢ 3. Manifesto e Hash SHA-256: </w:t>
+        <w:t xml:space="preserve">Reiniciar o serviço. O health check em </w:t>
       </w:r>
       <w:r>
         <w:rPr>
-          <w:rFonts w:ascii="Calibri" w:hAnsi="Calibri" w:eastAsia="Calibri"/>
-          <w:b w:val="0"/>
+          <w:rFonts w:ascii="Consolas" w:hAnsi="Consolas"/>
+          <w:color w:val="C7254E"/>
+          <w:shd w:val="clear" w:color="auto" w:fill="F9F2F4"/>
+          <w:sz w:val="20"/>
+        </w:rPr>
+        <w:t xml:space="preserve">/ready</w:t>
+      </w:r>
+      <w:r>
+        <w:rPr>
           <w:color w:val="333333"/>
           <w:sz w:val="22"/>
         </w:rPr>
-        <w:t xml:space="preserve">Gera o arquivo manifest.json contendo carimbo ISO, contagem de registros por tabela e hash criptogrÃ¡fico SHA-256 de cada arquivo copiado.</w:t>
-      </w:r>
-    </w:p>
-    <w:p>
-      <w:pPr>
-        <w:pStyle w:val="ListBullet"/>
-        <w:spacing w:after="80" w:line="260" w:lineRule="auto"/>
-      </w:pPr>
-      <w:r>
-        <w:rPr>
-          <w:rFonts w:ascii="Calibri" w:hAnsi="Calibri" w:eastAsia="Calibri"/>
-          <w:b/>
-          <w:color w:val="061A4F"/>
-          <w:sz w:val="22"/>
-        </w:rPr>
-        <w:t xml:space="preserve">â€¢ 4. CompactaÃ§Ã£o em Arquivo Ãšnico: </w:t>
-      </w:r>
-      <w:r>
-        <w:rPr>
-          <w:rFonts w:ascii="Calibri" w:hAnsi="Calibri" w:eastAsia="Calibri"/>
-          <w:b w:val="0"/>
-          <w:color w:val="333333"/>
-          <w:sz w:val="22"/>
-        </w:rPr>
-        <w:t xml:space="preserve">Gera o pacote consolidado backup_AAAA-MM-DD_HH-mm.zip.</w:t>
-      </w:r>
-    </w:p>
-    <w:p>
-      <w:pPr>
-        <w:spacing w:before="160" w:after="80"/>
-      </w:pPr>
-      <w:r>
-        <w:rPr>
-          <w:rFonts w:ascii="Calibri" w:hAnsi="Calibri" w:eastAsia="Calibri"/>
-          <w:b/>
-          <w:color w:val="0B3D91"/>
-          <w:sz w:val="24"/>
-        </w:rPr>
-        <w:t>5.1 Procedimento de RecuperaÃ§Ã£o de Desastres (Disaster Recovery)</w:t>
-      </w:r>
-    </w:p>
-    <w:p>
-      <w:pPr>
-        <w:spacing w:after="120" w:line="276" w:lineRule="auto"/>
-      </w:pPr>
-      <w:r>
-        <w:rPr>
-          <w:rFonts w:ascii="Calibri" w:hAnsi="Calibri" w:eastAsia="Calibri"/>
-          <w:b w:val="0"/>
-          <w:color w:val="333333"/>
-          <w:sz w:val="22"/>
-        </w:rPr>
-        <w:t xml:space="preserve">Em caso de falha catastrÃ³fica de infraestrutura, a restauraÃ§Ã£o do sistema Ã© executada em menos de 15 minutos seguindo estes passos:</w:t>
-      </w:r>
-    </w:p>
-    <w:p>
-      <w:pPr>
-        <w:pStyle w:val="ListBullet"/>
-        <w:spacing w:after="80" w:line="260" w:lineRule="auto"/>
-      </w:pPr>
-      <w:r>
-        <w:rPr>
-          <w:rFonts w:ascii="Calibri" w:hAnsi="Calibri" w:eastAsia="Calibri"/>
-          <w:b/>
-          <w:color w:val="061A4F"/>
-          <w:sz w:val="22"/>
-        </w:rPr>
-        <w:t xml:space="preserve">Passo 1: </w:t>
-      </w:r>
-      <w:r>
-        <w:rPr>
-          <w:rFonts w:ascii="Calibri" w:hAnsi="Calibri" w:eastAsia="Calibri"/>
-          <w:b w:val="0"/>
-          <w:color w:val="333333"/>
-          <w:sz w:val="22"/>
-        </w:rPr>
-        <w:t xml:space="preserve">Interromper o serviÃ§o web no Render temporariamente para liberar os locks de arquivo.</w:t>
-      </w:r>
-    </w:p>
-    <w:p>
-      <w:pPr>
-        <w:pStyle w:val="ListBullet"/>
-        <w:spacing w:after="80" w:line="260" w:lineRule="auto"/>
-      </w:pPr>
-      <w:r>
-        <w:rPr>
-          <w:rFonts w:ascii="Calibri" w:hAnsi="Calibri" w:eastAsia="Calibri"/>
-          <w:b/>
-          <w:color w:val="061A4F"/>
-          <w:sz w:val="22"/>
-        </w:rPr>
-        <w:t xml:space="preserve">Passo 2: </w:t>
-      </w:r>
-      <w:r>
-        <w:rPr>
-          <w:rFonts w:ascii="Calibri" w:hAnsi="Calibri" w:eastAsia="Calibri"/>
-          <w:b w:val="0"/>
-          <w:color w:val="333333"/>
-          <w:sz w:val="22"/>
-        </w:rPr>
-        <w:t xml:space="preserve">Acessar o volume de armazenamento montado em /var/data e descompactar o arquivo de backup selecionado.</w:t>
-      </w:r>
-    </w:p>
-    <w:p>
-      <w:pPr>
-        <w:pStyle w:val="ListBullet"/>
-        <w:spacing w:after="80" w:line="260" w:lineRule="auto"/>
-      </w:pPr>
-      <w:r>
-        <w:rPr>
-          <w:rFonts w:ascii="Calibri" w:hAnsi="Calibri" w:eastAsia="Calibri"/>
-          <w:b/>
-          <w:color w:val="061A4F"/>
-          <w:sz w:val="22"/>
-        </w:rPr>
-        <w:t xml:space="preserve">Passo 3: </w:t>
-      </w:r>
-      <w:r>
-        <w:rPr>
-          <w:rFonts w:ascii="Calibri" w:hAnsi="Calibri" w:eastAsia="Calibri"/>
-          <w:b w:val="0"/>
-          <w:color w:val="333333"/>
-          <w:sz w:val="22"/>
-        </w:rPr>
-        <w:t xml:space="preserve">Executar a validaÃ§Ã£o de integridade fÃ­sica atravÃ©s do comando: sqlite3 xiquim-vargas.db 'PRAGMA integrity_check;' (deve retornar 'ok').</w:t>
-      </w:r>
-    </w:p>
-    <w:p>
-      <w:pPr>
-        <w:pStyle w:val="ListBullet"/>
-        <w:spacing w:after="80" w:line="260" w:lineRule="auto"/>
-      </w:pPr>
-      <w:r>
-        <w:rPr>
-          <w:rFonts w:ascii="Calibri" w:hAnsi="Calibri" w:eastAsia="Calibri"/>
-          <w:b/>
-          <w:color w:val="061A4F"/>
-          <w:sz w:val="22"/>
-        </w:rPr>
-        <w:t xml:space="preserve">Passo 4: </w:t>
-      </w:r>
-      <w:r>
-        <w:rPr>
-          <w:rFonts w:ascii="Calibri" w:hAnsi="Calibri" w:eastAsia="Calibri"/>
-          <w:b w:val="0"/>
-          <w:color w:val="333333"/>
-          <w:sz w:val="22"/>
-        </w:rPr>
-        <w:t xml:space="preserve">Reiniciar o serviÃ§o web no Render e validar o retorno positivo no endpoint /ready.</w:t>
+        <w:t xml:space="preserve"> confirmará a restauração bem-sucedida.</w:t>
       </w:r>
     </w:p>
     <w:sectPr>
